--- a/templates/plananual/EPT AGROPECUARIA 1° A 5°/4° PCA 2025 - EPT AGROPECUARIA.docx
+++ b/templates/plananual/EPT AGROPECUARIA 1° A 5°/4° PCA 2025 - EPT AGROPECUARIA.docx
@@ -7493,6 +7493,7 @@
                 <w:szCs w:val="20"/>
               </w:rPr>
             </w:pPr>
+            <w:bookmarkStart w:id="1" w:name="_Hlk227075175"/>
             <w:r>
               <w:rPr>
                 <w:rFonts w:ascii="Arial Nova Cond" w:hAnsi="Arial Nova Cond" w:cs="Times New Roman"/>
@@ -7769,7 +7770,6 @@
           <w:tcPr>
             <w:tcW w:w="875" w:type="dxa"/>
             <w:vMerge w:val="restart"/>
-            <w:shd w:val="clear" w:color="auto" w:fill="auto"/>
             <w:vAlign w:val="center"/>
           </w:tcPr>
           <w:p>
@@ -7880,7 +7880,6 @@
         <w:tc>
           <w:tcPr>
             <w:tcW w:w="6169" w:type="dxa"/>
-            <w:shd w:val="clear" w:color="auto" w:fill="auto"/>
             <w:vAlign w:val="center"/>
           </w:tcPr>
           <w:p>
@@ -7915,7 +7914,6 @@
         <w:tc>
           <w:tcPr>
             <w:tcW w:w="2015" w:type="dxa"/>
-            <w:shd w:val="clear" w:color="auto" w:fill="auto"/>
             <w:vAlign w:val="center"/>
           </w:tcPr>
           <w:p>
@@ -7954,7 +7952,7 @@
               <w:autoSpaceDE w:val="0"/>
               <w:autoSpaceDN w:val="0"/>
               <w:adjustRightInd w:val="0"/>
-              <w:jc w:val="center"/>
+              <w:jc w:val="both"/>
               <w:rPr>
                 <w:rFonts w:ascii="Arial Nova Cond" w:hAnsi="Arial Nova Cond" w:cs="Arial"/>
                 <w:color w:val="000000"/>
@@ -7978,7 +7976,6 @@
         <w:tc>
           <w:tcPr>
             <w:tcW w:w="1337" w:type="dxa"/>
-            <w:shd w:val="clear" w:color="auto" w:fill="auto"/>
             <w:vAlign w:val="center"/>
           </w:tcPr>
           <w:p>
@@ -8017,7 +8014,6 @@
           <w:tcPr>
             <w:tcW w:w="875" w:type="dxa"/>
             <w:vMerge/>
-            <w:shd w:val="clear" w:color="auto" w:fill="auto"/>
             <w:vAlign w:val="center"/>
           </w:tcPr>
           <w:p>
@@ -8109,7 +8105,6 @@
         <w:tc>
           <w:tcPr>
             <w:tcW w:w="6169" w:type="dxa"/>
-            <w:shd w:val="clear" w:color="auto" w:fill="auto"/>
             <w:vAlign w:val="center"/>
           </w:tcPr>
           <w:p>
@@ -8144,7 +8139,6 @@
         <w:tc>
           <w:tcPr>
             <w:tcW w:w="2015" w:type="dxa"/>
-            <w:shd w:val="clear" w:color="auto" w:fill="auto"/>
             <w:vAlign w:val="center"/>
           </w:tcPr>
           <w:p>
@@ -8183,7 +8177,7 @@
               <w:autoSpaceDE w:val="0"/>
               <w:autoSpaceDN w:val="0"/>
               <w:adjustRightInd w:val="0"/>
-              <w:jc w:val="center"/>
+              <w:jc w:val="both"/>
               <w:rPr>
                 <w:rFonts w:ascii="Arial Nova Cond" w:hAnsi="Arial Nova Cond" w:cs="Arial"/>
                 <w:color w:val="000000"/>
@@ -8207,7 +8201,6 @@
         <w:tc>
           <w:tcPr>
             <w:tcW w:w="1337" w:type="dxa"/>
-            <w:shd w:val="clear" w:color="auto" w:fill="auto"/>
             <w:vAlign w:val="center"/>
           </w:tcPr>
           <w:p>
@@ -8246,7 +8239,6 @@
           <w:tcPr>
             <w:tcW w:w="875" w:type="dxa"/>
             <w:vMerge/>
-            <w:shd w:val="clear" w:color="auto" w:fill="auto"/>
             <w:vAlign w:val="center"/>
           </w:tcPr>
           <w:p>
@@ -8338,7 +8330,6 @@
         <w:tc>
           <w:tcPr>
             <w:tcW w:w="6169" w:type="dxa"/>
-            <w:shd w:val="clear" w:color="auto" w:fill="auto"/>
             <w:vAlign w:val="center"/>
           </w:tcPr>
           <w:p>
@@ -8373,7 +8364,6 @@
         <w:tc>
           <w:tcPr>
             <w:tcW w:w="2015" w:type="dxa"/>
-            <w:shd w:val="clear" w:color="auto" w:fill="auto"/>
             <w:vAlign w:val="center"/>
           </w:tcPr>
           <w:p>
@@ -8412,7 +8402,7 @@
               <w:autoSpaceDE w:val="0"/>
               <w:autoSpaceDN w:val="0"/>
               <w:adjustRightInd w:val="0"/>
-              <w:jc w:val="center"/>
+              <w:jc w:val="both"/>
               <w:rPr>
                 <w:rFonts w:ascii="Arial Nova Cond" w:hAnsi="Arial Nova Cond" w:cs="Arial"/>
                 <w:color w:val="000000"/>
@@ -8436,7 +8426,6 @@
         <w:tc>
           <w:tcPr>
             <w:tcW w:w="1337" w:type="dxa"/>
-            <w:shd w:val="clear" w:color="auto" w:fill="auto"/>
             <w:vAlign w:val="center"/>
           </w:tcPr>
           <w:p>
@@ -8475,7 +8464,6 @@
           <w:tcPr>
             <w:tcW w:w="875" w:type="dxa"/>
             <w:vMerge w:val="restart"/>
-            <w:shd w:val="clear" w:color="auto" w:fill="auto"/>
             <w:vAlign w:val="center"/>
           </w:tcPr>
           <w:p>
@@ -8578,7 +8566,6 @@
         <w:tc>
           <w:tcPr>
             <w:tcW w:w="6169" w:type="dxa"/>
-            <w:shd w:val="clear" w:color="auto" w:fill="auto"/>
             <w:vAlign w:val="center"/>
           </w:tcPr>
           <w:p>
@@ -8614,7 +8601,6 @@
         <w:tc>
           <w:tcPr>
             <w:tcW w:w="2015" w:type="dxa"/>
-            <w:shd w:val="clear" w:color="auto" w:fill="auto"/>
             <w:vAlign w:val="center"/>
           </w:tcPr>
           <w:p>
@@ -8653,7 +8639,7 @@
               <w:autoSpaceDE w:val="0"/>
               <w:autoSpaceDN w:val="0"/>
               <w:adjustRightInd w:val="0"/>
-              <w:jc w:val="center"/>
+              <w:jc w:val="both"/>
               <w:rPr>
                 <w:rFonts w:ascii="Arial Nova Cond" w:hAnsi="Arial Nova Cond" w:cs="Arial"/>
                 <w:color w:val="000000"/>
@@ -8677,7 +8663,6 @@
         <w:tc>
           <w:tcPr>
             <w:tcW w:w="1337" w:type="dxa"/>
-            <w:shd w:val="clear" w:color="auto" w:fill="auto"/>
             <w:vAlign w:val="center"/>
           </w:tcPr>
           <w:p>
@@ -8716,7 +8701,6 @@
           <w:tcPr>
             <w:tcW w:w="875" w:type="dxa"/>
             <w:vMerge/>
-            <w:shd w:val="clear" w:color="auto" w:fill="auto"/>
             <w:vAlign w:val="center"/>
           </w:tcPr>
           <w:p>
@@ -8808,7 +8792,6 @@
         <w:tc>
           <w:tcPr>
             <w:tcW w:w="6169" w:type="dxa"/>
-            <w:shd w:val="clear" w:color="auto" w:fill="auto"/>
             <w:vAlign w:val="center"/>
           </w:tcPr>
           <w:p>
@@ -8844,7 +8827,6 @@
         <w:tc>
           <w:tcPr>
             <w:tcW w:w="2015" w:type="dxa"/>
-            <w:shd w:val="clear" w:color="auto" w:fill="auto"/>
             <w:vAlign w:val="center"/>
           </w:tcPr>
           <w:p>
@@ -8883,7 +8865,7 @@
               <w:autoSpaceDE w:val="0"/>
               <w:autoSpaceDN w:val="0"/>
               <w:adjustRightInd w:val="0"/>
-              <w:jc w:val="center"/>
+              <w:jc w:val="both"/>
               <w:rPr>
                 <w:rFonts w:ascii="Arial Nova Cond" w:hAnsi="Arial Nova Cond" w:cs="Arial"/>
                 <w:color w:val="000000"/>
@@ -8907,7 +8889,6 @@
         <w:tc>
           <w:tcPr>
             <w:tcW w:w="1337" w:type="dxa"/>
-            <w:shd w:val="clear" w:color="auto" w:fill="auto"/>
             <w:vAlign w:val="center"/>
           </w:tcPr>
           <w:p>
@@ -8946,7 +8927,6 @@
           <w:tcPr>
             <w:tcW w:w="875" w:type="dxa"/>
             <w:vMerge w:val="restart"/>
-            <w:shd w:val="clear" w:color="auto" w:fill="auto"/>
             <w:vAlign w:val="center"/>
           </w:tcPr>
           <w:p>
@@ -9050,7 +9030,6 @@
         <w:tc>
           <w:tcPr>
             <w:tcW w:w="6169" w:type="dxa"/>
-            <w:shd w:val="clear" w:color="auto" w:fill="auto"/>
             <w:vAlign w:val="center"/>
           </w:tcPr>
           <w:p>
@@ -9086,7 +9065,6 @@
         <w:tc>
           <w:tcPr>
             <w:tcW w:w="2015" w:type="dxa"/>
-            <w:shd w:val="clear" w:color="auto" w:fill="auto"/>
             <w:vAlign w:val="center"/>
           </w:tcPr>
           <w:p>
@@ -9125,7 +9103,7 @@
               <w:autoSpaceDE w:val="0"/>
               <w:autoSpaceDN w:val="0"/>
               <w:adjustRightInd w:val="0"/>
-              <w:jc w:val="center"/>
+              <w:jc w:val="both"/>
               <w:rPr>
                 <w:rFonts w:ascii="Arial Nova Cond" w:hAnsi="Arial Nova Cond" w:cs="Arial"/>
                 <w:color w:val="000000"/>
@@ -9149,7 +9127,6 @@
         <w:tc>
           <w:tcPr>
             <w:tcW w:w="1337" w:type="dxa"/>
-            <w:shd w:val="clear" w:color="auto" w:fill="auto"/>
             <w:vAlign w:val="center"/>
           </w:tcPr>
           <w:p>
@@ -9188,7 +9165,6 @@
           <w:tcPr>
             <w:tcW w:w="875" w:type="dxa"/>
             <w:vMerge/>
-            <w:shd w:val="clear" w:color="auto" w:fill="auto"/>
             <w:vAlign w:val="center"/>
           </w:tcPr>
           <w:p>
@@ -9280,7 +9256,6 @@
         <w:tc>
           <w:tcPr>
             <w:tcW w:w="6169" w:type="dxa"/>
-            <w:shd w:val="clear" w:color="auto" w:fill="auto"/>
             <w:vAlign w:val="center"/>
           </w:tcPr>
           <w:p>
@@ -9315,7 +9290,6 @@
         <w:tc>
           <w:tcPr>
             <w:tcW w:w="2015" w:type="dxa"/>
-            <w:shd w:val="clear" w:color="auto" w:fill="auto"/>
             <w:vAlign w:val="center"/>
           </w:tcPr>
           <w:p>
@@ -9354,7 +9328,7 @@
               <w:autoSpaceDE w:val="0"/>
               <w:autoSpaceDN w:val="0"/>
               <w:adjustRightInd w:val="0"/>
-              <w:jc w:val="center"/>
+              <w:jc w:val="both"/>
               <w:rPr>
                 <w:rFonts w:ascii="Arial Nova Cond" w:hAnsi="Arial Nova Cond" w:cs="Arial"/>
                 <w:color w:val="000000"/>
@@ -9378,7 +9352,6 @@
         <w:tc>
           <w:tcPr>
             <w:tcW w:w="1337" w:type="dxa"/>
-            <w:shd w:val="clear" w:color="auto" w:fill="auto"/>
             <w:vAlign w:val="center"/>
           </w:tcPr>
           <w:p>
@@ -9417,7 +9390,6 @@
           <w:tcPr>
             <w:tcW w:w="875" w:type="dxa"/>
             <w:vMerge w:val="restart"/>
-            <w:shd w:val="clear" w:color="auto" w:fill="auto"/>
             <w:vAlign w:val="center"/>
           </w:tcPr>
           <w:p>
@@ -9528,7 +9500,6 @@
         <w:tc>
           <w:tcPr>
             <w:tcW w:w="6169" w:type="dxa"/>
-            <w:shd w:val="clear" w:color="auto" w:fill="auto"/>
             <w:vAlign w:val="center"/>
           </w:tcPr>
           <w:p>
@@ -9563,7 +9534,6 @@
         <w:tc>
           <w:tcPr>
             <w:tcW w:w="2015" w:type="dxa"/>
-            <w:shd w:val="clear" w:color="auto" w:fill="auto"/>
             <w:vAlign w:val="center"/>
           </w:tcPr>
           <w:p>
@@ -9602,7 +9572,7 @@
               <w:autoSpaceDE w:val="0"/>
               <w:autoSpaceDN w:val="0"/>
               <w:adjustRightInd w:val="0"/>
-              <w:jc w:val="center"/>
+              <w:jc w:val="both"/>
               <w:rPr>
                 <w:rFonts w:ascii="Arial Nova Cond" w:hAnsi="Arial Nova Cond" w:cs="Arial"/>
                 <w:color w:val="000000"/>
@@ -9626,7 +9596,6 @@
         <w:tc>
           <w:tcPr>
             <w:tcW w:w="1337" w:type="dxa"/>
-            <w:shd w:val="clear" w:color="auto" w:fill="auto"/>
             <w:vAlign w:val="center"/>
           </w:tcPr>
           <w:p>
@@ -9665,7 +9634,6 @@
           <w:tcPr>
             <w:tcW w:w="875" w:type="dxa"/>
             <w:vMerge/>
-            <w:shd w:val="clear" w:color="auto" w:fill="auto"/>
             <w:vAlign w:val="center"/>
           </w:tcPr>
           <w:p>
@@ -9765,7 +9733,6 @@
         <w:tc>
           <w:tcPr>
             <w:tcW w:w="6169" w:type="dxa"/>
-            <w:shd w:val="clear" w:color="auto" w:fill="auto"/>
             <w:vAlign w:val="center"/>
           </w:tcPr>
           <w:p>
@@ -9801,7 +9768,6 @@
         <w:tc>
           <w:tcPr>
             <w:tcW w:w="2015" w:type="dxa"/>
-            <w:shd w:val="clear" w:color="auto" w:fill="auto"/>
             <w:vAlign w:val="center"/>
           </w:tcPr>
           <w:p>
@@ -9839,7 +9805,7 @@
               <w:autoSpaceDE w:val="0"/>
               <w:autoSpaceDN w:val="0"/>
               <w:adjustRightInd w:val="0"/>
-              <w:jc w:val="center"/>
+              <w:jc w:val="both"/>
               <w:rPr>
                 <w:rFonts w:ascii="Arial Nova Cond" w:hAnsi="Arial Nova Cond" w:cs="Arial"/>
                 <w:color w:val="000000"/>
@@ -9863,7 +9829,6 @@
         <w:tc>
           <w:tcPr>
             <w:tcW w:w="1337" w:type="dxa"/>
-            <w:shd w:val="clear" w:color="auto" w:fill="auto"/>
             <w:vAlign w:val="center"/>
           </w:tcPr>
           <w:p>
@@ -9893,6 +9858,7 @@
           </w:p>
         </w:tc>
       </w:tr>
+      <w:bookmarkEnd w:id="1"/>
     </w:tbl>
     <w:p>
       <w:pPr>
@@ -21833,7 +21799,7 @@
                 <w:bCs/>
               </w:rPr>
             </w:pPr>
-            <w:bookmarkStart w:id="1" w:name="_Hlk190773444"/>
+            <w:bookmarkStart w:id="2" w:name="_Hlk190773444"/>
           </w:p>
           <w:p>
             <w:pPr>
@@ -22233,7 +22199,7 @@
           </w:p>
         </w:tc>
       </w:tr>
-      <w:bookmarkEnd w:id="1"/>
+      <w:bookmarkEnd w:id="2"/>
     </w:tbl>
     <w:p>
       <w:pPr>

--- a/templates/plananual/EPT AGROPECUARIA 1° A 5°/4° PCA 2025 - EPT AGROPECUARIA.docx
+++ b/templates/plananual/EPT AGROPECUARIA 1° A 5°/4° PCA 2025 - EPT AGROPECUARIA.docx
@@ -1,6 +1,6 @@
 
 <file path=word/document.xml><?xml version="1.0" encoding="utf-8"?>
-<w:document xmlns:wpc="http://schemas.microsoft.com/office/word/2010/wordprocessingCanvas" xmlns:cx="http://schemas.microsoft.com/office/drawing/2014/chartex" xmlns:cx1="http://schemas.microsoft.com/office/drawing/2015/9/8/chartex" xmlns:cx2="http://schemas.microsoft.com/office/drawing/2015/10/21/chartex" xmlns:cx3="http://schemas.microsoft.com/office/drawing/2016/5/9/chartex" xmlns:cx4="http://schemas.microsoft.com/office/drawing/2016/5/10/chartex" xmlns:cx5="http://schemas.microsoft.com/office/drawing/2016/5/11/chartex" xmlns:cx6="http://schemas.microsoft.com/office/drawing/2016/5/12/chartex" xmlns:cx7="http://schemas.microsoft.com/office/drawing/2016/5/13/chartex" xmlns:cx8="http://schemas.microsoft.com/office/drawing/2016/5/14/chartex" xmlns:mc="http://schemas.openxmlformats.org/markup-compatibility/2006" xmlns:aink="http://schemas.microsoft.com/office/drawing/2016/ink" xmlns:am3d="http://schemas.microsoft.com/office/drawing/2017/model3d" xmlns:o="urn:schemas-microsoft-com:office:office" xmlns:oel="http://schemas.microsoft.com/office/2019/extlst" xmlns:r="http://schemas.openxmlformats.org/officeDocument/2006/relationships" xmlns:m="http://schemas.openxmlformats.org/officeDocument/2006/math" xmlns:v="urn:schemas-microsoft-com:vml" xmlns:wp14="http://schemas.microsoft.com/office/word/2010/wordprocessingDrawing" xmlns:wp="http://schemas.openxmlformats.org/drawingml/2006/wordprocessingDrawing" xmlns:w10="urn:schemas-microsoft-com:office:word" xmlns:w="http://schemas.openxmlformats.org/wordprocessingml/2006/main" xmlns:w14="http://schemas.microsoft.com/office/word/2010/wordml" xmlns:w15="http://schemas.microsoft.com/office/word/2012/wordml" xmlns:w16cex="http://schemas.microsoft.com/office/word/2018/wordml/cex" xmlns:w16cid="http://schemas.microsoft.com/office/word/2016/wordml/cid" xmlns:w16="http://schemas.microsoft.com/office/word/2018/wordml" xmlns:w16du="http://schemas.microsoft.com/office/word/2023/wordml/word16du" xmlns:w16sdtdh="http://schemas.microsoft.com/office/word/2020/wordml/sdtdatahash" xmlns:w16se="http://schemas.microsoft.com/office/word/2015/wordml/symex" xmlns:wpg="http://schemas.microsoft.com/office/word/2010/wordprocessingGroup" xmlns:wpi="http://schemas.microsoft.com/office/word/2010/wordprocessingInk" xmlns:wne="http://schemas.microsoft.com/office/word/2006/wordml" xmlns:wps="http://schemas.microsoft.com/office/word/2010/wordprocessingShape" mc:Ignorable="w14 w15 w16se w16cid w16 w16cex w16sdtdh w16du wp14">
+<w:document xmlns:wpc="http://schemas.microsoft.com/office/word/2010/wordprocessingCanvas" xmlns:cx="http://schemas.microsoft.com/office/drawing/2014/chartex" xmlns:cx1="http://schemas.microsoft.com/office/drawing/2015/9/8/chartex" xmlns:cx2="http://schemas.microsoft.com/office/drawing/2015/10/21/chartex" xmlns:cx3="http://schemas.microsoft.com/office/drawing/2016/5/9/chartex" xmlns:cx4="http://schemas.microsoft.com/office/drawing/2016/5/10/chartex" xmlns:cx5="http://schemas.microsoft.com/office/drawing/2016/5/11/chartex" xmlns:cx6="http://schemas.microsoft.com/office/drawing/2016/5/12/chartex" xmlns:cx7="http://schemas.microsoft.com/office/drawing/2016/5/13/chartex" xmlns:cx8="http://schemas.microsoft.com/office/drawing/2016/5/14/chartex" xmlns:mc="http://schemas.openxmlformats.org/markup-compatibility/2006" xmlns:aink="http://schemas.microsoft.com/office/drawing/2016/ink" xmlns:am3d="http://schemas.microsoft.com/office/drawing/2017/model3d" xmlns:o="urn:schemas-microsoft-com:office:office" xmlns:oel="http://schemas.microsoft.com/office/2019/extlst" xmlns:r="http://schemas.openxmlformats.org/officeDocument/2006/relationships" xmlns:m="http://schemas.openxmlformats.org/officeDocument/2006/math" xmlns:v="urn:schemas-microsoft-com:vml" xmlns:wp14="http://schemas.microsoft.com/office/word/2010/wordprocessingDrawing" xmlns:wp="http://schemas.openxmlformats.org/drawingml/2006/wordprocessingDrawing" xmlns:w10="urn:schemas-microsoft-com:office:word" xmlns:w="http://schemas.openxmlformats.org/wordprocessingml/2006/main" xmlns:w14="http://schemas.microsoft.com/office/word/2010/wordml" xmlns:w15="http://schemas.microsoft.com/office/word/2012/wordml" xmlns:w16cex="http://schemas.microsoft.com/office/word/2018/wordml/cex" xmlns:w16cid="http://schemas.microsoft.com/office/word/2016/wordml/cid" xmlns:w16="http://schemas.microsoft.com/office/word/2018/wordml" xmlns:w16du="http://schemas.microsoft.com/office/word/2023/wordml/word16du" xmlns:w16sdtdh="http://schemas.microsoft.com/office/word/2020/wordml/sdtdatahash" xmlns:w16sdtfl="http://schemas.microsoft.com/office/word/2024/wordml/sdtformatlock" xmlns:w16se="http://schemas.microsoft.com/office/word/2015/wordml/symex" xmlns:wpg="http://schemas.microsoft.com/office/word/2010/wordprocessingGroup" xmlns:wpi="http://schemas.microsoft.com/office/word/2010/wordprocessingInk" xmlns:wne="http://schemas.microsoft.com/office/word/2006/wordml" xmlns:wps="http://schemas.microsoft.com/office/word/2010/wordprocessingShape" mc:Ignorable="w14 w15 w16se w16cid w16 w16cex w16sdtdh w16sdtfl w16du wp14">
   <w:body>
     <w:p>
       <w:pPr>
@@ -250,7 +250,6 @@
                                 </w:rPr>
                                 <w:t>{{</w:t>
                               </w:r>
-                              <w:proofErr w:type="spellStart"/>
                               <w:r>
                                 <w:rPr>
                                   <w:rFonts w:ascii="Arial Nova Cond" w:hAnsi="Arial Nova Cond" w:cs="Times New Roman"/>
@@ -260,19 +259,7 @@
                                   <w:sz w:val="32"/>
                                   <w:szCs w:val="32"/>
                                 </w:rPr>
-                                <w:t>anio</w:t>
-                              </w:r>
-                              <w:proofErr w:type="spellEnd"/>
-                              <w:r>
-                                <w:rPr>
-                                  <w:rFonts w:ascii="Arial Nova Cond" w:hAnsi="Arial Nova Cond" w:cs="Times New Roman"/>
-                                  <w:b/>
-                                  <w:bCs/>
-                                  <w:color w:val="FFFFFF" w:themeColor="background1"/>
-                                  <w:sz w:val="32"/>
-                                  <w:szCs w:val="32"/>
-                                </w:rPr>
-                                <w:t>}}</w:t>
+                                <w:t>anio}}</w:t>
                               </w:r>
                             </w:p>
                           </w:txbxContent>
@@ -2763,29 +2750,16 @@
                 <w:szCs w:val="20"/>
               </w:rPr>
             </w:pPr>
-            <w:proofErr w:type="spellStart"/>
-            <w:r>
-              <w:rPr>
-                <w:rFonts w:ascii="Arial Nova Cond Light" w:hAnsi="Arial Nova Cond Light" w:cs="Times New Roman"/>
-                <w:b/>
-                <w:bCs/>
-                <w:color w:val="000000" w:themeColor="text1"/>
-                <w:sz w:val="20"/>
-                <w:szCs w:val="20"/>
-              </w:rPr>
-              <w:t>N°</w:t>
-            </w:r>
-            <w:proofErr w:type="spellEnd"/>
-            <w:r>
-              <w:rPr>
-                <w:rFonts w:ascii="Arial Nova Cond Light" w:hAnsi="Arial Nova Cond Light" w:cs="Times New Roman"/>
-                <w:b/>
-                <w:bCs/>
-                <w:color w:val="000000" w:themeColor="text1"/>
-                <w:sz w:val="20"/>
-                <w:szCs w:val="20"/>
-              </w:rPr>
-              <w:t xml:space="preserve"> DE SEMANAS LECTIVAS</w:t>
+            <w:r>
+              <w:rPr>
+                <w:rFonts w:ascii="Arial Nova Cond Light" w:hAnsi="Arial Nova Cond Light" w:cs="Times New Roman"/>
+                <w:b/>
+                <w:bCs/>
+                <w:color w:val="000000" w:themeColor="text1"/>
+                <w:sz w:val="20"/>
+                <w:szCs w:val="20"/>
+              </w:rPr>
+              <w:t>N° DE SEMANAS LECTIVAS</w:t>
             </w:r>
           </w:p>
         </w:tc>
@@ -2810,29 +2784,16 @@
                 <w:szCs w:val="20"/>
               </w:rPr>
             </w:pPr>
-            <w:proofErr w:type="spellStart"/>
-            <w:r>
-              <w:rPr>
-                <w:rFonts w:ascii="Arial Nova Cond Light" w:hAnsi="Arial Nova Cond Light" w:cs="Times New Roman"/>
-                <w:b/>
-                <w:bCs/>
-                <w:color w:val="000000" w:themeColor="text1"/>
-                <w:sz w:val="20"/>
-                <w:szCs w:val="20"/>
-              </w:rPr>
-              <w:t>N°</w:t>
-            </w:r>
-            <w:proofErr w:type="spellEnd"/>
-            <w:r>
-              <w:rPr>
-                <w:rFonts w:ascii="Arial Nova Cond Light" w:hAnsi="Arial Nova Cond Light" w:cs="Times New Roman"/>
-                <w:b/>
-                <w:bCs/>
-                <w:color w:val="000000" w:themeColor="text1"/>
-                <w:sz w:val="20"/>
-                <w:szCs w:val="20"/>
-              </w:rPr>
-              <w:t xml:space="preserve"> UNIDADES</w:t>
+            <w:r>
+              <w:rPr>
+                <w:rFonts w:ascii="Arial Nova Cond Light" w:hAnsi="Arial Nova Cond Light" w:cs="Times New Roman"/>
+                <w:b/>
+                <w:bCs/>
+                <w:color w:val="000000" w:themeColor="text1"/>
+                <w:sz w:val="20"/>
+                <w:szCs w:val="20"/>
+              </w:rPr>
+              <w:t>N° UNIDADES</w:t>
             </w:r>
           </w:p>
         </w:tc>
@@ -7460,13 +7421,13 @@
         <w:tblLook w:val="04A0" w:firstRow="1" w:lastRow="0" w:firstColumn="1" w:lastColumn="0" w:noHBand="0" w:noVBand="1"/>
       </w:tblPr>
       <w:tblGrid>
-        <w:gridCol w:w="875"/>
-        <w:gridCol w:w="1095"/>
-        <w:gridCol w:w="1726"/>
-        <w:gridCol w:w="6169"/>
-        <w:gridCol w:w="2015"/>
-        <w:gridCol w:w="1634"/>
-        <w:gridCol w:w="1337"/>
+        <w:gridCol w:w="818"/>
+        <w:gridCol w:w="1018"/>
+        <w:gridCol w:w="5379"/>
+        <w:gridCol w:w="1984"/>
+        <w:gridCol w:w="2693"/>
+        <w:gridCol w:w="1560"/>
+        <w:gridCol w:w="1399"/>
       </w:tblGrid>
       <w:tr>
         <w:trPr>
@@ -7475,7 +7436,7 @@
         </w:trPr>
         <w:tc>
           <w:tcPr>
-            <w:tcW w:w="875" w:type="dxa"/>
+            <w:tcW w:w="818" w:type="dxa"/>
             <w:shd w:val="clear" w:color="auto" w:fill="C1F0C7" w:themeFill="accent3" w:themeFillTint="33"/>
             <w:vAlign w:val="center"/>
           </w:tcPr>
@@ -7509,7 +7470,7 @@
         </w:tc>
         <w:tc>
           <w:tcPr>
-            <w:tcW w:w="1095" w:type="dxa"/>
+            <w:tcW w:w="1018" w:type="dxa"/>
             <w:shd w:val="clear" w:color="auto" w:fill="C1F0C7" w:themeFill="accent3" w:themeFillTint="33"/>
             <w:vAlign w:val="center"/>
           </w:tcPr>
@@ -7542,7 +7503,7 @@
         </w:tc>
         <w:tc>
           <w:tcPr>
-            <w:tcW w:w="1726" w:type="dxa"/>
+            <w:tcW w:w="5379" w:type="dxa"/>
             <w:shd w:val="clear" w:color="auto" w:fill="C1F0C7" w:themeFill="accent3" w:themeFillTint="33"/>
             <w:vAlign w:val="center"/>
           </w:tcPr>
@@ -7569,13 +7530,35 @@
                 <w:sz w:val="20"/>
                 <w:szCs w:val="20"/>
               </w:rPr>
-              <w:t>PROBLEMA / POTENCIALIDAD</w:t>
-            </w:r>
-          </w:p>
-        </w:tc>
-        <w:tc>
-          <w:tcPr>
-            <w:tcW w:w="6169" w:type="dxa"/>
+              <w:t>SITUACIÓN SIGNIF</w:t>
+            </w:r>
+            <w:r>
+              <w:rPr>
+                <w:rFonts w:ascii="Arial Nova Cond" w:hAnsi="Arial Nova Cond" w:cs="Times New Roman"/>
+                <w:b/>
+                <w:bCs/>
+                <w:color w:val="000000" w:themeColor="text1"/>
+                <w:sz w:val="20"/>
+                <w:szCs w:val="20"/>
+              </w:rPr>
+              <w:t>I</w:t>
+            </w:r>
+            <w:r>
+              <w:rPr>
+                <w:rFonts w:ascii="Arial Nova Cond" w:hAnsi="Arial Nova Cond" w:cs="Times New Roman"/>
+                <w:b/>
+                <w:bCs/>
+                <w:color w:val="000000" w:themeColor="text1"/>
+                <w:sz w:val="20"/>
+                <w:szCs w:val="20"/>
+              </w:rPr>
+              <w:t>CATIVA</w:t>
+            </w:r>
+          </w:p>
+        </w:tc>
+        <w:tc>
+          <w:tcPr>
+            <w:tcW w:w="1984" w:type="dxa"/>
             <w:shd w:val="clear" w:color="auto" w:fill="C1F0C7" w:themeFill="accent3" w:themeFillTint="33"/>
             <w:vAlign w:val="center"/>
           </w:tcPr>
@@ -7602,7 +7585,7 @@
                 <w:sz w:val="20"/>
                 <w:szCs w:val="20"/>
               </w:rPr>
-              <w:t>SITUACIÓN SIGNIF</w:t>
+              <w:t>TÍTULO DE LA UNIDAD DID</w:t>
             </w:r>
             <w:r>
               <w:rPr>
@@ -7613,7 +7596,7 @@
                 <w:sz w:val="20"/>
                 <w:szCs w:val="20"/>
               </w:rPr>
-              <w:t>I</w:t>
+              <w:t>Á</w:t>
             </w:r>
             <w:r>
               <w:rPr>
@@ -7624,13 +7607,24 @@
                 <w:sz w:val="20"/>
                 <w:szCs w:val="20"/>
               </w:rPr>
-              <w:t>CATIVA</w:t>
-            </w:r>
-          </w:p>
-        </w:tc>
-        <w:tc>
-          <w:tcPr>
-            <w:tcW w:w="2015" w:type="dxa"/>
+              <w:t>CTICA</w:t>
+            </w:r>
+            <w:r>
+              <w:rPr>
+                <w:rFonts w:ascii="Arial Nova Cond" w:hAnsi="Arial Nova Cond" w:cs="Times New Roman"/>
+                <w:b/>
+                <w:bCs/>
+                <w:color w:val="000000" w:themeColor="text1"/>
+                <w:sz w:val="20"/>
+                <w:szCs w:val="20"/>
+              </w:rPr>
+              <w:t>.</w:t>
+            </w:r>
+          </w:p>
+        </w:tc>
+        <w:tc>
+          <w:tcPr>
+            <w:tcW w:w="2693" w:type="dxa"/>
             <w:shd w:val="clear" w:color="auto" w:fill="C1F0C7" w:themeFill="accent3" w:themeFillTint="33"/>
             <w:vAlign w:val="center"/>
           </w:tcPr>
@@ -7657,46 +7651,13 @@
                 <w:sz w:val="20"/>
                 <w:szCs w:val="20"/>
               </w:rPr>
-              <w:t>TÍTULO DE LA UNIDAD DID</w:t>
-            </w:r>
-            <w:r>
-              <w:rPr>
-                <w:rFonts w:ascii="Arial Nova Cond" w:hAnsi="Arial Nova Cond" w:cs="Times New Roman"/>
-                <w:b/>
-                <w:bCs/>
-                <w:color w:val="000000" w:themeColor="text1"/>
-                <w:sz w:val="20"/>
-                <w:szCs w:val="20"/>
-              </w:rPr>
-              <w:t>Á</w:t>
-            </w:r>
-            <w:r>
-              <w:rPr>
-                <w:rFonts w:ascii="Arial Nova Cond" w:hAnsi="Arial Nova Cond" w:cs="Times New Roman"/>
-                <w:b/>
-                <w:bCs/>
-                <w:color w:val="000000" w:themeColor="text1"/>
-                <w:sz w:val="20"/>
-                <w:szCs w:val="20"/>
-              </w:rPr>
-              <w:t>CTICA</w:t>
-            </w:r>
-            <w:r>
-              <w:rPr>
-                <w:rFonts w:ascii="Arial Nova Cond" w:hAnsi="Arial Nova Cond" w:cs="Times New Roman"/>
-                <w:b/>
-                <w:bCs/>
-                <w:color w:val="000000" w:themeColor="text1"/>
-                <w:sz w:val="20"/>
-                <w:szCs w:val="20"/>
-              </w:rPr>
-              <w:t>.</w:t>
-            </w:r>
-          </w:p>
-        </w:tc>
-        <w:tc>
-          <w:tcPr>
-            <w:tcW w:w="1634" w:type="dxa"/>
+              <w:t>CAMPO TEMATICO</w:t>
+            </w:r>
+          </w:p>
+        </w:tc>
+        <w:tc>
+          <w:tcPr>
+            <w:tcW w:w="1560" w:type="dxa"/>
             <w:shd w:val="clear" w:color="auto" w:fill="C1F0C7" w:themeFill="accent3" w:themeFillTint="33"/>
             <w:vAlign w:val="center"/>
           </w:tcPr>
@@ -7729,7 +7690,7 @@
         </w:tc>
         <w:tc>
           <w:tcPr>
-            <w:tcW w:w="1337" w:type="dxa"/>
+            <w:tcW w:w="1399" w:type="dxa"/>
             <w:shd w:val="clear" w:color="auto" w:fill="C1F0C7" w:themeFill="accent3" w:themeFillTint="33"/>
             <w:vAlign w:val="center"/>
           </w:tcPr>
@@ -7768,7 +7729,7 @@
         </w:trPr>
         <w:tc>
           <w:tcPr>
-            <w:tcW w:w="875" w:type="dxa"/>
+            <w:tcW w:w="818" w:type="dxa"/>
             <w:vMerge w:val="restart"/>
             <w:vAlign w:val="center"/>
           </w:tcPr>
@@ -7807,7 +7768,7 @@
         </w:tc>
         <w:tc>
           <w:tcPr>
-            <w:tcW w:w="1095" w:type="dxa"/>
+            <w:tcW w:w="1018" w:type="dxa"/>
             <w:vAlign w:val="center"/>
           </w:tcPr>
           <w:p>
@@ -7845,7 +7806,7 @@
         </w:tc>
         <w:tc>
           <w:tcPr>
-            <w:tcW w:w="1726" w:type="dxa"/>
+            <w:tcW w:w="5379" w:type="dxa"/>
             <w:vAlign w:val="center"/>
           </w:tcPr>
           <w:p>
@@ -7873,13 +7834,144 @@
                 <w:szCs w:val="20"/>
                 <w:lang w:val="es-ES_tradnl"/>
               </w:rPr>
-              <w:t>{{problemapotencialidad0}}</w:t>
-            </w:r>
-          </w:p>
-        </w:tc>
-        <w:tc>
-          <w:tcPr>
-            <w:tcW w:w="6169" w:type="dxa"/>
+              <w:t>{{situacionsignificativa0}}</w:t>
+            </w:r>
+          </w:p>
+        </w:tc>
+        <w:tc>
+          <w:tcPr>
+            <w:tcW w:w="1984" w:type="dxa"/>
+            <w:vAlign w:val="center"/>
+          </w:tcPr>
+          <w:p>
+            <w:pPr>
+              <w:autoSpaceDE w:val="0"/>
+              <w:autoSpaceDN w:val="0"/>
+              <w:adjustRightInd w:val="0"/>
+              <w:jc w:val="center"/>
+              <w:rPr>
+                <w:rFonts w:ascii="Arial Nova Cond" w:hAnsi="Arial Nova Cond" w:cs="Arial"/>
+                <w:color w:val="000000"/>
+                <w:kern w:val="0"/>
+                <w:sz w:val="20"/>
+                <w:szCs w:val="20"/>
+              </w:rPr>
+            </w:pPr>
+            <w:r>
+              <w:rPr>
+                <w:rFonts w:ascii="Arial Nova Cond" w:hAnsi="Arial Nova Cond" w:cs="Arial"/>
+                <w:color w:val="000000"/>
+                <w:kern w:val="0"/>
+                <w:sz w:val="20"/>
+                <w:szCs w:val="20"/>
+              </w:rPr>
+              <w:t>{{titulosituacionsignificativa0}}</w:t>
+            </w:r>
+          </w:p>
+        </w:tc>
+        <w:tc>
+          <w:tcPr>
+            <w:tcW w:w="2693" w:type="dxa"/>
+            <w:vAlign w:val="center"/>
+          </w:tcPr>
+          <w:p>
+            <w:pPr>
+              <w:autoSpaceDE w:val="0"/>
+              <w:autoSpaceDN w:val="0"/>
+              <w:adjustRightInd w:val="0"/>
+              <w:jc w:val="both"/>
+              <w:rPr>
+                <w:rFonts w:ascii="Arial Nova Cond" w:hAnsi="Arial Nova Cond" w:cs="Arial"/>
+                <w:color w:val="000000"/>
+                <w:kern w:val="0"/>
+                <w:sz w:val="20"/>
+                <w:szCs w:val="20"/>
+              </w:rPr>
+            </w:pPr>
+            <w:r>
+              <w:rPr>
+                <w:rFonts w:ascii="Arial Nova Cond" w:hAnsi="Arial Nova Cond" w:cs="Arial"/>
+                <w:color w:val="000000"/>
+                <w:kern w:val="0"/>
+                <w:sz w:val="20"/>
+                <w:szCs w:val="20"/>
+              </w:rPr>
+              <w:t>{{campotematico0}}</w:t>
+            </w:r>
+          </w:p>
+        </w:tc>
+        <w:tc>
+          <w:tcPr>
+            <w:tcW w:w="1560" w:type="dxa"/>
+            <w:vAlign w:val="center"/>
+          </w:tcPr>
+          <w:p>
+            <w:pPr>
+              <w:autoSpaceDE w:val="0"/>
+              <w:autoSpaceDN w:val="0"/>
+              <w:adjustRightInd w:val="0"/>
+              <w:jc w:val="both"/>
+              <w:rPr>
+                <w:rFonts w:ascii="Arial Nova Cond" w:hAnsi="Arial Nova Cond" w:cs="Arial"/>
+                <w:color w:val="000000"/>
+                <w:kern w:val="0"/>
+                <w:sz w:val="20"/>
+                <w:szCs w:val="20"/>
+              </w:rPr>
+            </w:pPr>
+            <w:r>
+              <w:rPr>
+                <w:rFonts w:ascii="Arial Nova Cond" w:hAnsi="Arial Nova Cond" w:cs="Arial"/>
+                <w:color w:val="000000"/>
+                <w:kern w:val="0"/>
+                <w:sz w:val="20"/>
+                <w:szCs w:val="20"/>
+              </w:rPr>
+              <w:t>{{competencias0}}</w:t>
+            </w:r>
+          </w:p>
+        </w:tc>
+        <w:tc>
+          <w:tcPr>
+            <w:tcW w:w="1399" w:type="dxa"/>
+            <w:vAlign w:val="center"/>
+          </w:tcPr>
+          <w:p>
+            <w:pPr>
+              <w:autoSpaceDE w:val="0"/>
+              <w:autoSpaceDN w:val="0"/>
+              <w:adjustRightInd w:val="0"/>
+              <w:jc w:val="both"/>
+              <w:rPr>
+                <w:rFonts w:ascii="Arial Nova Cond" w:hAnsi="Arial Nova Cond" w:cs="Arial"/>
+                <w:color w:val="000000"/>
+                <w:kern w:val="0"/>
+                <w:sz w:val="20"/>
+                <w:szCs w:val="20"/>
+              </w:rPr>
+            </w:pPr>
+            <w:r>
+              <w:rPr>
+                <w:rFonts w:ascii="Arial Nova Cond" w:hAnsi="Arial Nova Cond" w:cs="Arial"/>
+                <w:color w:val="000000"/>
+                <w:kern w:val="0"/>
+                <w:sz w:val="20"/>
+                <w:szCs w:val="20"/>
+              </w:rPr>
+              <w:t>{{producto0}}</w:t>
+            </w:r>
+          </w:p>
+        </w:tc>
+      </w:tr>
+      <w:tr>
+        <w:trPr>
+          <w:trHeight w:val="756"/>
+          <w:jc w:val="center"/>
+        </w:trPr>
+        <w:tc>
+          <w:tcPr>
+            <w:tcW w:w="818" w:type="dxa"/>
+            <w:vMerge/>
             <w:vAlign w:val="center"/>
           </w:tcPr>
           <w:p>
@@ -7892,6 +7984,71 @@
               </w:tabs>
               <w:spacing w:line="276" w:lineRule="auto"/>
               <w:ind w:left="0"/>
+              <w:jc w:val="center"/>
+              <w:rPr>
+                <w:rFonts w:ascii="Arial Nova Cond" w:eastAsia="Calibri" w:hAnsi="Arial Nova Cond" w:cs="Times New Roman"/>
+                <w:b/>
+                <w:bCs/>
+                <w:sz w:val="20"/>
+                <w:szCs w:val="20"/>
+                <w:lang w:val="es-ES_tradnl"/>
+              </w:rPr>
+            </w:pPr>
+          </w:p>
+        </w:tc>
+        <w:tc>
+          <w:tcPr>
+            <w:tcW w:w="1018" w:type="dxa"/>
+            <w:vAlign w:val="center"/>
+          </w:tcPr>
+          <w:p>
+            <w:pPr>
+              <w:pStyle w:val="Prrafodelista"/>
+              <w:tabs>
+                <w:tab w:val="left" w:pos="0"/>
+                <w:tab w:val="left" w:pos="142"/>
+                <w:tab w:val="left" w:pos="284"/>
+              </w:tabs>
+              <w:spacing w:line="276" w:lineRule="auto"/>
+              <w:ind w:left="0"/>
+              <w:jc w:val="center"/>
+              <w:rPr>
+                <w:rFonts w:ascii="Arial Nova Cond" w:eastAsia="Calibri" w:hAnsi="Arial Nova Cond" w:cs="Times New Roman"/>
+                <w:b/>
+                <w:bCs/>
+                <w:sz w:val="20"/>
+                <w:szCs w:val="20"/>
+                <w:lang w:val="es-ES_tradnl"/>
+              </w:rPr>
+            </w:pPr>
+            <w:r>
+              <w:rPr>
+                <w:rFonts w:ascii="Arial Nova Cond" w:eastAsia="Calibri" w:hAnsi="Arial Nova Cond" w:cs="Times New Roman"/>
+                <w:b/>
+                <w:bCs/>
+                <w:sz w:val="20"/>
+                <w:szCs w:val="20"/>
+                <w:lang w:val="es-ES_tradnl"/>
+              </w:rPr>
+              <w:t>U 1</w:t>
+            </w:r>
+          </w:p>
+        </w:tc>
+        <w:tc>
+          <w:tcPr>
+            <w:tcW w:w="5379" w:type="dxa"/>
+            <w:vAlign w:val="center"/>
+          </w:tcPr>
+          <w:p>
+            <w:pPr>
+              <w:pStyle w:val="Prrafodelista"/>
+              <w:tabs>
+                <w:tab w:val="left" w:pos="0"/>
+                <w:tab w:val="left" w:pos="142"/>
+                <w:tab w:val="left" w:pos="284"/>
+              </w:tabs>
+              <w:spacing w:line="276" w:lineRule="auto"/>
+              <w:ind w:left="0"/>
               <w:jc w:val="both"/>
               <w:rPr>
                 <w:rFonts w:ascii="Arial Nova Cond" w:eastAsia="Calibri" w:hAnsi="Arial Nova Cond" w:cs="Times New Roman"/>
@@ -7907,13 +8064,13 @@
                 <w:szCs w:val="20"/>
                 <w:lang w:val="es-ES_tradnl"/>
               </w:rPr>
-              <w:t>{{situacionsignificativa0}}</w:t>
-            </w:r>
-          </w:p>
-        </w:tc>
-        <w:tc>
-          <w:tcPr>
-            <w:tcW w:w="2015" w:type="dxa"/>
+              <w:t>{{situacionsignificativa1}}</w:t>
+            </w:r>
+          </w:p>
+        </w:tc>
+        <w:tc>
+          <w:tcPr>
+            <w:tcW w:w="1984" w:type="dxa"/>
             <w:vAlign w:val="center"/>
           </w:tcPr>
           <w:p>
@@ -7924,7 +8081,7 @@
               <w:jc w:val="center"/>
               <w:rPr>
                 <w:rFonts w:ascii="Arial Nova Cond" w:hAnsi="Arial Nova Cond" w:cs="Arial"/>
-                <w:color w:val="000000"/>
+                <w:color w:val="000000" w:themeColor="text1"/>
                 <w:kern w:val="0"/>
                 <w:sz w:val="20"/>
                 <w:szCs w:val="20"/>
@@ -7938,13 +8095,13 @@
                 <w:sz w:val="20"/>
                 <w:szCs w:val="20"/>
               </w:rPr>
-              <w:t>{{titulosituacionsignificativa0}}</w:t>
-            </w:r>
-          </w:p>
-        </w:tc>
-        <w:tc>
-          <w:tcPr>
-            <w:tcW w:w="1634" w:type="dxa"/>
+              <w:t>{{titulosituacionsignificativa1}}</w:t>
+            </w:r>
+          </w:p>
+        </w:tc>
+        <w:tc>
+          <w:tcPr>
+            <w:tcW w:w="2693" w:type="dxa"/>
             <w:vAlign w:val="center"/>
           </w:tcPr>
           <w:p>
@@ -7969,13 +8126,13 @@
                 <w:sz w:val="20"/>
                 <w:szCs w:val="20"/>
               </w:rPr>
-              <w:t>{{competencias0}}</w:t>
-            </w:r>
-          </w:p>
-        </w:tc>
-        <w:tc>
-          <w:tcPr>
-            <w:tcW w:w="1337" w:type="dxa"/>
+              <w:t>{{campotematico1}}</w:t>
+            </w:r>
+          </w:p>
+        </w:tc>
+        <w:tc>
+          <w:tcPr>
+            <w:tcW w:w="1560" w:type="dxa"/>
             <w:vAlign w:val="center"/>
           </w:tcPr>
           <w:p>
@@ -7983,7 +8140,7 @@
               <w:autoSpaceDE w:val="0"/>
               <w:autoSpaceDN w:val="0"/>
               <w:adjustRightInd w:val="0"/>
-              <w:jc w:val="center"/>
+              <w:jc w:val="both"/>
               <w:rPr>
                 <w:rFonts w:ascii="Arial Nova Cond" w:hAnsi="Arial Nova Cond" w:cs="Arial"/>
                 <w:color w:val="000000"/>
@@ -8000,7 +8157,38 @@
                 <w:sz w:val="20"/>
                 <w:szCs w:val="20"/>
               </w:rPr>
-              <w:t>{{producto0}}</w:t>
+              <w:t>{{competencias1}}</w:t>
+            </w:r>
+          </w:p>
+        </w:tc>
+        <w:tc>
+          <w:tcPr>
+            <w:tcW w:w="1399" w:type="dxa"/>
+            <w:vAlign w:val="center"/>
+          </w:tcPr>
+          <w:p>
+            <w:pPr>
+              <w:autoSpaceDE w:val="0"/>
+              <w:autoSpaceDN w:val="0"/>
+              <w:adjustRightInd w:val="0"/>
+              <w:jc w:val="both"/>
+              <w:rPr>
+                <w:rFonts w:ascii="Arial Nova Cond" w:hAnsi="Arial Nova Cond" w:cs="Arial"/>
+                <w:color w:val="000000"/>
+                <w:kern w:val="0"/>
+                <w:sz w:val="20"/>
+                <w:szCs w:val="20"/>
+              </w:rPr>
+            </w:pPr>
+            <w:r>
+              <w:rPr>
+                <w:rFonts w:ascii="Arial Nova Cond" w:hAnsi="Arial Nova Cond" w:cs="Arial"/>
+                <w:color w:val="000000"/>
+                <w:kern w:val="0"/>
+                <w:sz w:val="20"/>
+                <w:szCs w:val="20"/>
+              </w:rPr>
+              <w:t>{{producto1}}</w:t>
             </w:r>
           </w:p>
         </w:tc>
@@ -8012,7 +8200,7 @@
         </w:trPr>
         <w:tc>
           <w:tcPr>
-            <w:tcW w:w="875" w:type="dxa"/>
+            <w:tcW w:w="818" w:type="dxa"/>
             <w:vMerge/>
             <w:vAlign w:val="center"/>
           </w:tcPr>
@@ -8040,7 +8228,7 @@
         </w:tc>
         <w:tc>
           <w:tcPr>
-            <w:tcW w:w="1095" w:type="dxa"/>
+            <w:tcW w:w="1018" w:type="dxa"/>
             <w:vAlign w:val="center"/>
           </w:tcPr>
           <w:p>
@@ -8072,39 +8260,13 @@
                 <w:szCs w:val="20"/>
                 <w:lang w:val="es-ES_tradnl"/>
               </w:rPr>
-              <w:t>U 1</w:t>
-            </w:r>
-          </w:p>
-        </w:tc>
-        <w:tc>
-          <w:tcPr>
-            <w:tcW w:w="1726" w:type="dxa"/>
-            <w:vAlign w:val="center"/>
-          </w:tcPr>
-          <w:p>
-            <w:pPr>
-              <w:pStyle w:val="NormalWeb"/>
-              <w:jc w:val="both"/>
-              <w:rPr>
-                <w:rFonts w:ascii="Arial Nova Cond" w:hAnsi="Arial Nova Cond"/>
-                <w:sz w:val="20"/>
-                <w:szCs w:val="20"/>
-              </w:rPr>
-            </w:pPr>
-            <w:r>
-              <w:rPr>
-                <w:rFonts w:ascii="Arial Nova Cond" w:eastAsia="Calibri" w:hAnsi="Arial Nova Cond"/>
-                <w:sz w:val="20"/>
-                <w:szCs w:val="20"/>
-                <w:lang w:val="es-ES_tradnl"/>
-              </w:rPr>
-              <w:t>{{problemapotencialidad1}}</w:t>
-            </w:r>
-          </w:p>
-        </w:tc>
-        <w:tc>
-          <w:tcPr>
-            <w:tcW w:w="6169" w:type="dxa"/>
+              <w:t>U 2</w:t>
+            </w:r>
+          </w:p>
+        </w:tc>
+        <w:tc>
+          <w:tcPr>
+            <w:tcW w:w="5379" w:type="dxa"/>
             <w:vAlign w:val="center"/>
           </w:tcPr>
           <w:p>
@@ -8132,13 +8294,13 @@
                 <w:szCs w:val="20"/>
                 <w:lang w:val="es-ES_tradnl"/>
               </w:rPr>
-              <w:t>{{situacionsignificativa1}}</w:t>
-            </w:r>
-          </w:p>
-        </w:tc>
-        <w:tc>
-          <w:tcPr>
-            <w:tcW w:w="2015" w:type="dxa"/>
+              <w:t>{{situacionsignificativa2}}</w:t>
+            </w:r>
+          </w:p>
+        </w:tc>
+        <w:tc>
+          <w:tcPr>
+            <w:tcW w:w="1984" w:type="dxa"/>
             <w:vAlign w:val="center"/>
           </w:tcPr>
           <w:p>
@@ -8149,7 +8311,7 @@
               <w:jc w:val="center"/>
               <w:rPr>
                 <w:rFonts w:ascii="Arial Nova Cond" w:hAnsi="Arial Nova Cond" w:cs="Arial"/>
-                <w:color w:val="000000" w:themeColor="text1"/>
+                <w:color w:val="000000"/>
                 <w:kern w:val="0"/>
                 <w:sz w:val="20"/>
                 <w:szCs w:val="20"/>
@@ -8163,13 +8325,13 @@
                 <w:sz w:val="20"/>
                 <w:szCs w:val="20"/>
               </w:rPr>
-              <w:t>{{titulosituacionsignificativa1}}</w:t>
-            </w:r>
-          </w:p>
-        </w:tc>
-        <w:tc>
-          <w:tcPr>
-            <w:tcW w:w="1634" w:type="dxa"/>
+              <w:t>{{titulosituacionsignificativa2}}</w:t>
+            </w:r>
+          </w:p>
+        </w:tc>
+        <w:tc>
+          <w:tcPr>
+            <w:tcW w:w="2693" w:type="dxa"/>
             <w:vAlign w:val="center"/>
           </w:tcPr>
           <w:p>
@@ -8194,13 +8356,13 @@
                 <w:sz w:val="20"/>
                 <w:szCs w:val="20"/>
               </w:rPr>
-              <w:t>{{competencias1}}</w:t>
-            </w:r>
-          </w:p>
-        </w:tc>
-        <w:tc>
-          <w:tcPr>
-            <w:tcW w:w="1337" w:type="dxa"/>
+              <w:t>{{campotematico2}}</w:t>
+            </w:r>
+          </w:p>
+        </w:tc>
+        <w:tc>
+          <w:tcPr>
+            <w:tcW w:w="1560" w:type="dxa"/>
             <w:vAlign w:val="center"/>
           </w:tcPr>
           <w:p>
@@ -8208,7 +8370,7 @@
               <w:autoSpaceDE w:val="0"/>
               <w:autoSpaceDN w:val="0"/>
               <w:adjustRightInd w:val="0"/>
-              <w:jc w:val="center"/>
+              <w:jc w:val="both"/>
               <w:rPr>
                 <w:rFonts w:ascii="Arial Nova Cond" w:hAnsi="Arial Nova Cond" w:cs="Arial"/>
                 <w:color w:val="000000"/>
@@ -8225,7 +8387,38 @@
                 <w:sz w:val="20"/>
                 <w:szCs w:val="20"/>
               </w:rPr>
-              <w:t>{{producto1}}</w:t>
+              <w:t>{{competencias2}}</w:t>
+            </w:r>
+          </w:p>
+        </w:tc>
+        <w:tc>
+          <w:tcPr>
+            <w:tcW w:w="1399" w:type="dxa"/>
+            <w:vAlign w:val="center"/>
+          </w:tcPr>
+          <w:p>
+            <w:pPr>
+              <w:autoSpaceDE w:val="0"/>
+              <w:autoSpaceDN w:val="0"/>
+              <w:adjustRightInd w:val="0"/>
+              <w:jc w:val="both"/>
+              <w:rPr>
+                <w:rFonts w:ascii="Arial Nova Cond" w:hAnsi="Arial Nova Cond" w:cs="Arial"/>
+                <w:color w:val="000000"/>
+                <w:kern w:val="0"/>
+                <w:sz w:val="20"/>
+                <w:szCs w:val="20"/>
+              </w:rPr>
+            </w:pPr>
+            <w:r>
+              <w:rPr>
+                <w:rFonts w:ascii="Arial Nova Cond" w:hAnsi="Arial Nova Cond" w:cs="Arial"/>
+                <w:color w:val="000000"/>
+                <w:kern w:val="0"/>
+                <w:sz w:val="20"/>
+                <w:szCs w:val="20"/>
+              </w:rPr>
+              <w:t>{{producto2}}</w:t>
             </w:r>
           </w:p>
         </w:tc>
@@ -8237,8 +8430,8 @@
         </w:trPr>
         <w:tc>
           <w:tcPr>
-            <w:tcW w:w="875" w:type="dxa"/>
-            <w:vMerge/>
+            <w:tcW w:w="818" w:type="dxa"/>
+            <w:vMerge w:val="restart"/>
             <w:vAlign w:val="center"/>
           </w:tcPr>
           <w:p>
@@ -8261,11 +8454,22 @@
                 <w:lang w:val="es-ES_tradnl"/>
               </w:rPr>
             </w:pPr>
-          </w:p>
-        </w:tc>
-        <w:tc>
-          <w:tcPr>
-            <w:tcW w:w="1095" w:type="dxa"/>
+            <w:r>
+              <w:rPr>
+                <w:rFonts w:ascii="Arial Nova Cond" w:eastAsia="Calibri" w:hAnsi="Arial Nova Cond" w:cs="Times New Roman"/>
+                <w:b/>
+                <w:bCs/>
+                <w:sz w:val="20"/>
+                <w:szCs w:val="20"/>
+                <w:lang w:val="es-ES_tradnl"/>
+              </w:rPr>
+              <w:t>II</w:t>
+            </w:r>
+          </w:p>
+        </w:tc>
+        <w:tc>
+          <w:tcPr>
+            <w:tcW w:w="1018" w:type="dxa"/>
             <w:vAlign w:val="center"/>
           </w:tcPr>
           <w:p>
@@ -8297,39 +8501,13 @@
                 <w:szCs w:val="20"/>
                 <w:lang w:val="es-ES_tradnl"/>
               </w:rPr>
-              <w:t>U 2</w:t>
-            </w:r>
-          </w:p>
-        </w:tc>
-        <w:tc>
-          <w:tcPr>
-            <w:tcW w:w="1726" w:type="dxa"/>
-            <w:vAlign w:val="center"/>
-          </w:tcPr>
-          <w:p>
-            <w:pPr>
-              <w:pStyle w:val="NormalWeb"/>
-              <w:jc w:val="both"/>
-              <w:rPr>
-                <w:rFonts w:ascii="Arial Nova Cond" w:eastAsia="Calibri" w:hAnsi="Arial Nova Cond"/>
-                <w:sz w:val="20"/>
-                <w:szCs w:val="20"/>
-              </w:rPr>
-            </w:pPr>
-            <w:r>
-              <w:rPr>
-                <w:rFonts w:ascii="Arial Nova Cond" w:eastAsia="Calibri" w:hAnsi="Arial Nova Cond"/>
-                <w:sz w:val="20"/>
-                <w:szCs w:val="20"/>
-                <w:lang w:val="es-ES_tradnl"/>
-              </w:rPr>
-              <w:t>{{problemapotencialidad2}}</w:t>
-            </w:r>
-          </w:p>
-        </w:tc>
-        <w:tc>
-          <w:tcPr>
-            <w:tcW w:w="6169" w:type="dxa"/>
+              <w:t>U 3</w:t>
+            </w:r>
+          </w:p>
+        </w:tc>
+        <w:tc>
+          <w:tcPr>
+            <w:tcW w:w="5379" w:type="dxa"/>
             <w:vAlign w:val="center"/>
           </w:tcPr>
           <w:p>
@@ -8345,6 +8523,7 @@
               <w:jc w:val="both"/>
               <w:rPr>
                 <w:rFonts w:ascii="Arial Nova Cond" w:eastAsia="Calibri" w:hAnsi="Arial Nova Cond" w:cs="Times New Roman"/>
+                <w:color w:val="000000" w:themeColor="text1"/>
                 <w:sz w:val="20"/>
                 <w:szCs w:val="20"/>
                 <w:lang w:val="es-ES_tradnl"/>
@@ -8357,13 +8536,13 @@
                 <w:szCs w:val="20"/>
                 <w:lang w:val="es-ES_tradnl"/>
               </w:rPr>
-              <w:t>{{situacionsignificativa2}}</w:t>
-            </w:r>
-          </w:p>
-        </w:tc>
-        <w:tc>
-          <w:tcPr>
-            <w:tcW w:w="2015" w:type="dxa"/>
+              <w:t>{{situacionsignificativa3}}</w:t>
+            </w:r>
+          </w:p>
+        </w:tc>
+        <w:tc>
+          <w:tcPr>
+            <w:tcW w:w="1984" w:type="dxa"/>
             <w:vAlign w:val="center"/>
           </w:tcPr>
           <w:p>
@@ -8374,7 +8553,7 @@
               <w:jc w:val="center"/>
               <w:rPr>
                 <w:rFonts w:ascii="Arial Nova Cond" w:hAnsi="Arial Nova Cond" w:cs="Arial"/>
-                <w:color w:val="000000"/>
+                <w:color w:val="215E99" w:themeColor="text2" w:themeTint="BF"/>
                 <w:kern w:val="0"/>
                 <w:sz w:val="20"/>
                 <w:szCs w:val="20"/>
@@ -8388,13 +8567,13 @@
                 <w:sz w:val="20"/>
                 <w:szCs w:val="20"/>
               </w:rPr>
-              <w:t>{{titulosituacionsignificativa2}}</w:t>
-            </w:r>
-          </w:p>
-        </w:tc>
-        <w:tc>
-          <w:tcPr>
-            <w:tcW w:w="1634" w:type="dxa"/>
+              <w:t>{{titulosituacionsignificativa3}}</w:t>
+            </w:r>
+          </w:p>
+        </w:tc>
+        <w:tc>
+          <w:tcPr>
+            <w:tcW w:w="2693" w:type="dxa"/>
             <w:vAlign w:val="center"/>
           </w:tcPr>
           <w:p>
@@ -8419,13 +8598,13 @@
                 <w:sz w:val="20"/>
                 <w:szCs w:val="20"/>
               </w:rPr>
-              <w:t>{{competencias2}}</w:t>
-            </w:r>
-          </w:p>
-        </w:tc>
-        <w:tc>
-          <w:tcPr>
-            <w:tcW w:w="1337" w:type="dxa"/>
+              <w:t>{{campotematico3}}</w:t>
+            </w:r>
+          </w:p>
+        </w:tc>
+        <w:tc>
+          <w:tcPr>
+            <w:tcW w:w="1560" w:type="dxa"/>
             <w:vAlign w:val="center"/>
           </w:tcPr>
           <w:p>
@@ -8433,7 +8612,7 @@
               <w:autoSpaceDE w:val="0"/>
               <w:autoSpaceDN w:val="0"/>
               <w:adjustRightInd w:val="0"/>
-              <w:jc w:val="center"/>
+              <w:jc w:val="both"/>
               <w:rPr>
                 <w:rFonts w:ascii="Arial Nova Cond" w:hAnsi="Arial Nova Cond" w:cs="Arial"/>
                 <w:color w:val="000000"/>
@@ -8450,7 +8629,38 @@
                 <w:sz w:val="20"/>
                 <w:szCs w:val="20"/>
               </w:rPr>
-              <w:t>{{producto2}}</w:t>
+              <w:t>{{competencias3}}</w:t>
+            </w:r>
+          </w:p>
+        </w:tc>
+        <w:tc>
+          <w:tcPr>
+            <w:tcW w:w="1399" w:type="dxa"/>
+            <w:vAlign w:val="center"/>
+          </w:tcPr>
+          <w:p>
+            <w:pPr>
+              <w:autoSpaceDE w:val="0"/>
+              <w:autoSpaceDN w:val="0"/>
+              <w:adjustRightInd w:val="0"/>
+              <w:jc w:val="both"/>
+              <w:rPr>
+                <w:rFonts w:ascii="Arial Nova Cond" w:hAnsi="Arial Nova Cond" w:cs="Arial"/>
+                <w:color w:val="000000"/>
+                <w:kern w:val="0"/>
+                <w:sz w:val="20"/>
+                <w:szCs w:val="20"/>
+              </w:rPr>
+            </w:pPr>
+            <w:r>
+              <w:rPr>
+                <w:rFonts w:ascii="Arial Nova Cond" w:hAnsi="Arial Nova Cond" w:cs="Arial"/>
+                <w:color w:val="000000"/>
+                <w:kern w:val="0"/>
+                <w:sz w:val="20"/>
+                <w:szCs w:val="20"/>
+              </w:rPr>
+              <w:t>{{producto3}}</w:t>
             </w:r>
           </w:p>
         </w:tc>
@@ -8462,8 +8672,8 @@
         </w:trPr>
         <w:tc>
           <w:tcPr>
-            <w:tcW w:w="875" w:type="dxa"/>
-            <w:vMerge w:val="restart"/>
+            <w:tcW w:w="818" w:type="dxa"/>
+            <w:vMerge/>
             <w:vAlign w:val="center"/>
           </w:tcPr>
           <w:p>
@@ -8486,22 +8696,11 @@
                 <w:lang w:val="es-ES_tradnl"/>
               </w:rPr>
             </w:pPr>
-            <w:r>
-              <w:rPr>
-                <w:rFonts w:ascii="Arial Nova Cond" w:eastAsia="Calibri" w:hAnsi="Arial Nova Cond" w:cs="Times New Roman"/>
-                <w:b/>
-                <w:bCs/>
-                <w:sz w:val="20"/>
-                <w:szCs w:val="20"/>
-                <w:lang w:val="es-ES_tradnl"/>
-              </w:rPr>
-              <w:t>II</w:t>
-            </w:r>
-          </w:p>
-        </w:tc>
-        <w:tc>
-          <w:tcPr>
-            <w:tcW w:w="1095" w:type="dxa"/>
+          </w:p>
+        </w:tc>
+        <w:tc>
+          <w:tcPr>
+            <w:tcW w:w="1018" w:type="dxa"/>
             <w:vAlign w:val="center"/>
           </w:tcPr>
           <w:p>
@@ -8533,39 +8732,13 @@
                 <w:szCs w:val="20"/>
                 <w:lang w:val="es-ES_tradnl"/>
               </w:rPr>
-              <w:t>U 3</w:t>
-            </w:r>
-          </w:p>
-        </w:tc>
-        <w:tc>
-          <w:tcPr>
-            <w:tcW w:w="1726" w:type="dxa"/>
-            <w:vAlign w:val="center"/>
-          </w:tcPr>
-          <w:p>
-            <w:pPr>
-              <w:pStyle w:val="Sinespaciado"/>
-              <w:jc w:val="both"/>
-              <w:rPr>
-                <w:rFonts w:ascii="Arial Nova Cond" w:eastAsia="Times New Roman" w:hAnsi="Arial Nova Cond" w:cs="Times New Roman"/>
-                <w:sz w:val="20"/>
-                <w:szCs w:val="20"/>
-              </w:rPr>
-            </w:pPr>
-            <w:r>
-              <w:rPr>
-                <w:rFonts w:ascii="Arial Nova Cond" w:eastAsia="Calibri" w:hAnsi="Arial Nova Cond" w:cs="Times New Roman"/>
-                <w:sz w:val="20"/>
-                <w:szCs w:val="20"/>
-                <w:lang w:val="es-ES_tradnl"/>
-              </w:rPr>
-              <w:t>{{problemapotencialidad3}}</w:t>
-            </w:r>
-          </w:p>
-        </w:tc>
-        <w:tc>
-          <w:tcPr>
-            <w:tcW w:w="6169" w:type="dxa"/>
+              <w:t>U 4</w:t>
+            </w:r>
+          </w:p>
+        </w:tc>
+        <w:tc>
+          <w:tcPr>
+            <w:tcW w:w="5379" w:type="dxa"/>
             <w:vAlign w:val="center"/>
           </w:tcPr>
           <w:p>
@@ -8594,13 +8767,13 @@
                 <w:szCs w:val="20"/>
                 <w:lang w:val="es-ES_tradnl"/>
               </w:rPr>
-              <w:t>{{situacionsignificativa3}}</w:t>
-            </w:r>
-          </w:p>
-        </w:tc>
-        <w:tc>
-          <w:tcPr>
-            <w:tcW w:w="2015" w:type="dxa"/>
+              <w:t>{{situacionsignificativa4}}</w:t>
+            </w:r>
+          </w:p>
+        </w:tc>
+        <w:tc>
+          <w:tcPr>
+            <w:tcW w:w="1984" w:type="dxa"/>
             <w:vAlign w:val="center"/>
           </w:tcPr>
           <w:p>
@@ -8611,7 +8784,7 @@
               <w:jc w:val="center"/>
               <w:rPr>
                 <w:rFonts w:ascii="Arial Nova Cond" w:hAnsi="Arial Nova Cond" w:cs="Arial"/>
-                <w:color w:val="215E99" w:themeColor="text2" w:themeTint="BF"/>
+                <w:color w:val="000000" w:themeColor="text1"/>
                 <w:kern w:val="0"/>
                 <w:sz w:val="20"/>
                 <w:szCs w:val="20"/>
@@ -8625,13 +8798,13 @@
                 <w:sz w:val="20"/>
                 <w:szCs w:val="20"/>
               </w:rPr>
-              <w:t>{{titulosituacionsignificativa3}}</w:t>
-            </w:r>
-          </w:p>
-        </w:tc>
-        <w:tc>
-          <w:tcPr>
-            <w:tcW w:w="1634" w:type="dxa"/>
+              <w:t>{{titulosituacionsignificativa4}}</w:t>
+            </w:r>
+          </w:p>
+        </w:tc>
+        <w:tc>
+          <w:tcPr>
+            <w:tcW w:w="2693" w:type="dxa"/>
             <w:vAlign w:val="center"/>
           </w:tcPr>
           <w:p>
@@ -8656,13 +8829,13 @@
                 <w:sz w:val="20"/>
                 <w:szCs w:val="20"/>
               </w:rPr>
-              <w:t>{{competencias3}}</w:t>
-            </w:r>
-          </w:p>
-        </w:tc>
-        <w:tc>
-          <w:tcPr>
-            <w:tcW w:w="1337" w:type="dxa"/>
+              <w:t>{{campotematico4}}</w:t>
+            </w:r>
+          </w:p>
+        </w:tc>
+        <w:tc>
+          <w:tcPr>
+            <w:tcW w:w="1560" w:type="dxa"/>
             <w:vAlign w:val="center"/>
           </w:tcPr>
           <w:p>
@@ -8670,7 +8843,7 @@
               <w:autoSpaceDE w:val="0"/>
               <w:autoSpaceDN w:val="0"/>
               <w:adjustRightInd w:val="0"/>
-              <w:jc w:val="center"/>
+              <w:jc w:val="both"/>
               <w:rPr>
                 <w:rFonts w:ascii="Arial Nova Cond" w:hAnsi="Arial Nova Cond" w:cs="Arial"/>
                 <w:color w:val="000000"/>
@@ -8687,7 +8860,38 @@
                 <w:sz w:val="20"/>
                 <w:szCs w:val="20"/>
               </w:rPr>
-              <w:t>{{producto3}}</w:t>
+              <w:t>{{competencias4}}</w:t>
+            </w:r>
+          </w:p>
+        </w:tc>
+        <w:tc>
+          <w:tcPr>
+            <w:tcW w:w="1399" w:type="dxa"/>
+            <w:vAlign w:val="center"/>
+          </w:tcPr>
+          <w:p>
+            <w:pPr>
+              <w:autoSpaceDE w:val="0"/>
+              <w:autoSpaceDN w:val="0"/>
+              <w:adjustRightInd w:val="0"/>
+              <w:jc w:val="both"/>
+              <w:rPr>
+                <w:rFonts w:ascii="Arial Nova Cond" w:hAnsi="Arial Nova Cond" w:cs="Arial"/>
+                <w:color w:val="000000"/>
+                <w:kern w:val="0"/>
+                <w:sz w:val="20"/>
+                <w:szCs w:val="20"/>
+              </w:rPr>
+            </w:pPr>
+            <w:r>
+              <w:rPr>
+                <w:rFonts w:ascii="Arial Nova Cond" w:hAnsi="Arial Nova Cond" w:cs="Arial"/>
+                <w:color w:val="000000"/>
+                <w:kern w:val="0"/>
+                <w:sz w:val="20"/>
+                <w:szCs w:val="20"/>
+              </w:rPr>
+              <w:t>{{producto4}}</w:t>
             </w:r>
           </w:p>
         </w:tc>
@@ -8699,8 +8903,8 @@
         </w:trPr>
         <w:tc>
           <w:tcPr>
-            <w:tcW w:w="875" w:type="dxa"/>
-            <w:vMerge/>
+            <w:tcW w:w="818" w:type="dxa"/>
+            <w:vMerge w:val="restart"/>
             <w:vAlign w:val="center"/>
           </w:tcPr>
           <w:p>
@@ -8723,11 +8927,22 @@
                 <w:lang w:val="es-ES_tradnl"/>
               </w:rPr>
             </w:pPr>
-          </w:p>
-        </w:tc>
-        <w:tc>
-          <w:tcPr>
-            <w:tcW w:w="1095" w:type="dxa"/>
+            <w:r>
+              <w:rPr>
+                <w:rFonts w:ascii="Arial Nova Cond" w:eastAsia="Calibri" w:hAnsi="Arial Nova Cond" w:cs="Times New Roman"/>
+                <w:b/>
+                <w:bCs/>
+                <w:sz w:val="20"/>
+                <w:szCs w:val="20"/>
+                <w:lang w:val="es-ES_tradnl"/>
+              </w:rPr>
+              <w:t>III</w:t>
+            </w:r>
+          </w:p>
+        </w:tc>
+        <w:tc>
+          <w:tcPr>
+            <w:tcW w:w="1018" w:type="dxa"/>
             <w:vAlign w:val="center"/>
           </w:tcPr>
           <w:p>
@@ -8759,39 +8974,13 @@
                 <w:szCs w:val="20"/>
                 <w:lang w:val="es-ES_tradnl"/>
               </w:rPr>
-              <w:t>U 4</w:t>
-            </w:r>
-          </w:p>
-        </w:tc>
-        <w:tc>
-          <w:tcPr>
-            <w:tcW w:w="1726" w:type="dxa"/>
-            <w:vAlign w:val="center"/>
-          </w:tcPr>
-          <w:p>
-            <w:pPr>
-              <w:pStyle w:val="Sinespaciado"/>
-              <w:jc w:val="both"/>
-              <w:rPr>
-                <w:rFonts w:ascii="Arial Nova Cond" w:hAnsi="Arial Nova Cond"/>
-                <w:sz w:val="20"/>
-                <w:szCs w:val="20"/>
-              </w:rPr>
-            </w:pPr>
-            <w:r>
-              <w:rPr>
-                <w:rFonts w:ascii="Arial Nova Cond" w:eastAsia="Calibri" w:hAnsi="Arial Nova Cond" w:cs="Times New Roman"/>
-                <w:sz w:val="20"/>
-                <w:szCs w:val="20"/>
-                <w:lang w:val="es-ES_tradnl"/>
-              </w:rPr>
-              <w:t>{{problemapotencialidad4}}</w:t>
-            </w:r>
-          </w:p>
-        </w:tc>
-        <w:tc>
-          <w:tcPr>
-            <w:tcW w:w="6169" w:type="dxa"/>
+              <w:t>U 5</w:t>
+            </w:r>
+          </w:p>
+        </w:tc>
+        <w:tc>
+          <w:tcPr>
+            <w:tcW w:w="5379" w:type="dxa"/>
             <w:vAlign w:val="center"/>
           </w:tcPr>
           <w:p>
@@ -8820,13 +9009,13 @@
                 <w:szCs w:val="20"/>
                 <w:lang w:val="es-ES_tradnl"/>
               </w:rPr>
-              <w:t>{{situacionsignificativa4}}</w:t>
-            </w:r>
-          </w:p>
-        </w:tc>
-        <w:tc>
-          <w:tcPr>
-            <w:tcW w:w="2015" w:type="dxa"/>
+              <w:t xml:space="preserve">{{situacionsignificativa5}} </w:t>
+            </w:r>
+          </w:p>
+        </w:tc>
+        <w:tc>
+          <w:tcPr>
+            <w:tcW w:w="1984" w:type="dxa"/>
             <w:vAlign w:val="center"/>
           </w:tcPr>
           <w:p>
@@ -8851,13 +9040,13 @@
                 <w:sz w:val="20"/>
                 <w:szCs w:val="20"/>
               </w:rPr>
-              <w:t>{{titulosituacionsignificativa4}}</w:t>
-            </w:r>
-          </w:p>
-        </w:tc>
-        <w:tc>
-          <w:tcPr>
-            <w:tcW w:w="1634" w:type="dxa"/>
+              <w:t>{{titulosituacionsignificativa5}}</w:t>
+            </w:r>
+          </w:p>
+        </w:tc>
+        <w:tc>
+          <w:tcPr>
+            <w:tcW w:w="2693" w:type="dxa"/>
             <w:vAlign w:val="center"/>
           </w:tcPr>
           <w:p>
@@ -8882,13 +9071,13 @@
                 <w:sz w:val="20"/>
                 <w:szCs w:val="20"/>
               </w:rPr>
-              <w:t>{{competencias4}}</w:t>
-            </w:r>
-          </w:p>
-        </w:tc>
-        <w:tc>
-          <w:tcPr>
-            <w:tcW w:w="1337" w:type="dxa"/>
+              <w:t>{{campotematico5}}</w:t>
+            </w:r>
+          </w:p>
+        </w:tc>
+        <w:tc>
+          <w:tcPr>
+            <w:tcW w:w="1560" w:type="dxa"/>
             <w:vAlign w:val="center"/>
           </w:tcPr>
           <w:p>
@@ -8896,7 +9085,7 @@
               <w:autoSpaceDE w:val="0"/>
               <w:autoSpaceDN w:val="0"/>
               <w:adjustRightInd w:val="0"/>
-              <w:jc w:val="center"/>
+              <w:jc w:val="both"/>
               <w:rPr>
                 <w:rFonts w:ascii="Arial Nova Cond" w:hAnsi="Arial Nova Cond" w:cs="Arial"/>
                 <w:color w:val="000000"/>
@@ -8913,7 +9102,38 @@
                 <w:sz w:val="20"/>
                 <w:szCs w:val="20"/>
               </w:rPr>
-              <w:t>{{producto4}}</w:t>
+              <w:t>{{competencias5}}</w:t>
+            </w:r>
+          </w:p>
+        </w:tc>
+        <w:tc>
+          <w:tcPr>
+            <w:tcW w:w="1399" w:type="dxa"/>
+            <w:vAlign w:val="center"/>
+          </w:tcPr>
+          <w:p>
+            <w:pPr>
+              <w:autoSpaceDE w:val="0"/>
+              <w:autoSpaceDN w:val="0"/>
+              <w:adjustRightInd w:val="0"/>
+              <w:jc w:val="both"/>
+              <w:rPr>
+                <w:rFonts w:ascii="Arial Nova Cond" w:hAnsi="Arial Nova Cond" w:cs="Arial"/>
+                <w:color w:val="000000"/>
+                <w:kern w:val="0"/>
+                <w:sz w:val="20"/>
+                <w:szCs w:val="20"/>
+              </w:rPr>
+            </w:pPr>
+            <w:r>
+              <w:rPr>
+                <w:rFonts w:ascii="Arial Nova Cond" w:hAnsi="Arial Nova Cond" w:cs="Arial"/>
+                <w:color w:val="000000"/>
+                <w:kern w:val="0"/>
+                <w:sz w:val="20"/>
+                <w:szCs w:val="20"/>
+              </w:rPr>
+              <w:t>{{producto5}}</w:t>
             </w:r>
           </w:p>
         </w:tc>
@@ -8925,8 +9145,8 @@
         </w:trPr>
         <w:tc>
           <w:tcPr>
-            <w:tcW w:w="875" w:type="dxa"/>
-            <w:vMerge w:val="restart"/>
+            <w:tcW w:w="818" w:type="dxa"/>
+            <w:vMerge/>
             <w:vAlign w:val="center"/>
           </w:tcPr>
           <w:p>
@@ -8949,22 +9169,11 @@
                 <w:lang w:val="es-ES_tradnl"/>
               </w:rPr>
             </w:pPr>
-            <w:r>
-              <w:rPr>
-                <w:rFonts w:ascii="Arial Nova Cond" w:eastAsia="Calibri" w:hAnsi="Arial Nova Cond" w:cs="Times New Roman"/>
-                <w:b/>
-                <w:bCs/>
-                <w:sz w:val="20"/>
-                <w:szCs w:val="20"/>
-                <w:lang w:val="es-ES_tradnl"/>
-              </w:rPr>
-              <w:t>III</w:t>
-            </w:r>
-          </w:p>
-        </w:tc>
-        <w:tc>
-          <w:tcPr>
-            <w:tcW w:w="1095" w:type="dxa"/>
+          </w:p>
+        </w:tc>
+        <w:tc>
+          <w:tcPr>
+            <w:tcW w:w="1018" w:type="dxa"/>
             <w:vAlign w:val="center"/>
           </w:tcPr>
           <w:p>
@@ -8996,40 +9205,13 @@
                 <w:szCs w:val="20"/>
                 <w:lang w:val="es-ES_tradnl"/>
               </w:rPr>
-              <w:t>U 5</w:t>
-            </w:r>
-          </w:p>
-        </w:tc>
-        <w:tc>
-          <w:tcPr>
-            <w:tcW w:w="1726" w:type="dxa"/>
-            <w:vAlign w:val="center"/>
-          </w:tcPr>
-          <w:p>
-            <w:pPr>
-              <w:pStyle w:val="Sinespaciado"/>
-              <w:jc w:val="both"/>
-              <w:rPr>
-                <w:rFonts w:ascii="Arial Nova Cond" w:hAnsi="Arial Nova Cond"/>
-                <w:color w:val="000000" w:themeColor="text1"/>
-                <w:sz w:val="20"/>
-                <w:szCs w:val="20"/>
-              </w:rPr>
-            </w:pPr>
-            <w:r>
-              <w:rPr>
-                <w:rFonts w:ascii="Arial Nova Cond" w:eastAsia="Calibri" w:hAnsi="Arial Nova Cond" w:cs="Times New Roman"/>
-                <w:sz w:val="20"/>
-                <w:szCs w:val="20"/>
-                <w:lang w:val="es-ES_tradnl"/>
-              </w:rPr>
-              <w:t>{{problemapotencialidad5}}</w:t>
-            </w:r>
-          </w:p>
-        </w:tc>
-        <w:tc>
-          <w:tcPr>
-            <w:tcW w:w="6169" w:type="dxa"/>
+              <w:t>U 6</w:t>
+            </w:r>
+          </w:p>
+        </w:tc>
+        <w:tc>
+          <w:tcPr>
+            <w:tcW w:w="5379" w:type="dxa"/>
             <w:vAlign w:val="center"/>
           </w:tcPr>
           <w:p>
@@ -9045,7 +9227,6 @@
               <w:jc w:val="both"/>
               <w:rPr>
                 <w:rFonts w:ascii="Arial Nova Cond" w:eastAsia="Calibri" w:hAnsi="Arial Nova Cond" w:cs="Times New Roman"/>
-                <w:color w:val="000000" w:themeColor="text1"/>
                 <w:sz w:val="20"/>
                 <w:szCs w:val="20"/>
                 <w:lang w:val="es-ES_tradnl"/>
@@ -9058,13 +9239,13 @@
                 <w:szCs w:val="20"/>
                 <w:lang w:val="es-ES_tradnl"/>
               </w:rPr>
-              <w:t>{{situacionsignificativa5}}</w:t>
-            </w:r>
-          </w:p>
-        </w:tc>
-        <w:tc>
-          <w:tcPr>
-            <w:tcW w:w="2015" w:type="dxa"/>
+              <w:t>{{situacionsignificativa6}}</w:t>
+            </w:r>
+          </w:p>
+        </w:tc>
+        <w:tc>
+          <w:tcPr>
+            <w:tcW w:w="1984" w:type="dxa"/>
             <w:vAlign w:val="center"/>
           </w:tcPr>
           <w:p>
@@ -9075,7 +9256,7 @@
               <w:jc w:val="center"/>
               <w:rPr>
                 <w:rFonts w:ascii="Arial Nova Cond" w:hAnsi="Arial Nova Cond" w:cs="Arial"/>
-                <w:color w:val="000000" w:themeColor="text1"/>
+                <w:color w:val="0070C0"/>
                 <w:kern w:val="0"/>
                 <w:sz w:val="20"/>
                 <w:szCs w:val="20"/>
@@ -9089,13 +9270,13 @@
                 <w:sz w:val="20"/>
                 <w:szCs w:val="20"/>
               </w:rPr>
-              <w:t>{{titulosituacionsignificativa5}}</w:t>
-            </w:r>
-          </w:p>
-        </w:tc>
-        <w:tc>
-          <w:tcPr>
-            <w:tcW w:w="1634" w:type="dxa"/>
+              <w:t>{{titulosituacionsignificativa6}}</w:t>
+            </w:r>
+          </w:p>
+        </w:tc>
+        <w:tc>
+          <w:tcPr>
+            <w:tcW w:w="2693" w:type="dxa"/>
             <w:vAlign w:val="center"/>
           </w:tcPr>
           <w:p>
@@ -9120,13 +9301,13 @@
                 <w:sz w:val="20"/>
                 <w:szCs w:val="20"/>
               </w:rPr>
-              <w:t>{{competencias5}}</w:t>
-            </w:r>
-          </w:p>
-        </w:tc>
-        <w:tc>
-          <w:tcPr>
-            <w:tcW w:w="1337" w:type="dxa"/>
+              <w:t>{{campotematico6}}</w:t>
+            </w:r>
+          </w:p>
+        </w:tc>
+        <w:tc>
+          <w:tcPr>
+            <w:tcW w:w="1560" w:type="dxa"/>
             <w:vAlign w:val="center"/>
           </w:tcPr>
           <w:p>
@@ -9134,7 +9315,7 @@
               <w:autoSpaceDE w:val="0"/>
               <w:autoSpaceDN w:val="0"/>
               <w:adjustRightInd w:val="0"/>
-              <w:jc w:val="center"/>
+              <w:jc w:val="both"/>
               <w:rPr>
                 <w:rFonts w:ascii="Arial Nova Cond" w:hAnsi="Arial Nova Cond" w:cs="Arial"/>
                 <w:color w:val="000000"/>
@@ -9151,7 +9332,38 @@
                 <w:sz w:val="20"/>
                 <w:szCs w:val="20"/>
               </w:rPr>
-              <w:t>{{producto5}}</w:t>
+              <w:t>{{competencias6}}</w:t>
+            </w:r>
+          </w:p>
+        </w:tc>
+        <w:tc>
+          <w:tcPr>
+            <w:tcW w:w="1399" w:type="dxa"/>
+            <w:vAlign w:val="center"/>
+          </w:tcPr>
+          <w:p>
+            <w:pPr>
+              <w:autoSpaceDE w:val="0"/>
+              <w:autoSpaceDN w:val="0"/>
+              <w:adjustRightInd w:val="0"/>
+              <w:jc w:val="both"/>
+              <w:rPr>
+                <w:rFonts w:ascii="Arial Nova Cond" w:hAnsi="Arial Nova Cond" w:cs="Arial"/>
+                <w:color w:val="000000"/>
+                <w:kern w:val="0"/>
+                <w:sz w:val="20"/>
+                <w:szCs w:val="20"/>
+              </w:rPr>
+            </w:pPr>
+            <w:r>
+              <w:rPr>
+                <w:rFonts w:ascii="Arial Nova Cond" w:hAnsi="Arial Nova Cond" w:cs="Arial"/>
+                <w:color w:val="000000"/>
+                <w:kern w:val="0"/>
+                <w:sz w:val="20"/>
+                <w:szCs w:val="20"/>
+              </w:rPr>
+              <w:t>{{producto6}}</w:t>
             </w:r>
           </w:p>
         </w:tc>
@@ -9163,8 +9375,8 @@
         </w:trPr>
         <w:tc>
           <w:tcPr>
-            <w:tcW w:w="875" w:type="dxa"/>
-            <w:vMerge/>
+            <w:tcW w:w="818" w:type="dxa"/>
+            <w:vMerge w:val="restart"/>
             <w:vAlign w:val="center"/>
           </w:tcPr>
           <w:p>
@@ -9187,11 +9399,22 @@
                 <w:lang w:val="es-ES_tradnl"/>
               </w:rPr>
             </w:pPr>
-          </w:p>
-        </w:tc>
-        <w:tc>
-          <w:tcPr>
-            <w:tcW w:w="1095" w:type="dxa"/>
+            <w:r>
+              <w:rPr>
+                <w:rFonts w:ascii="Arial Nova Cond" w:eastAsia="Calibri" w:hAnsi="Arial Nova Cond" w:cs="Times New Roman"/>
+                <w:b/>
+                <w:bCs/>
+                <w:sz w:val="20"/>
+                <w:szCs w:val="20"/>
+                <w:lang w:val="es-ES_tradnl"/>
+              </w:rPr>
+              <w:t>IV</w:t>
+            </w:r>
+          </w:p>
+        </w:tc>
+        <w:tc>
+          <w:tcPr>
+            <w:tcW w:w="1018" w:type="dxa"/>
             <w:vAlign w:val="center"/>
           </w:tcPr>
           <w:p>
@@ -9223,39 +9446,13 @@
                 <w:szCs w:val="20"/>
                 <w:lang w:val="es-ES_tradnl"/>
               </w:rPr>
-              <w:t>U 6</w:t>
-            </w:r>
-          </w:p>
-        </w:tc>
-        <w:tc>
-          <w:tcPr>
-            <w:tcW w:w="1726" w:type="dxa"/>
-            <w:vAlign w:val="center"/>
-          </w:tcPr>
-          <w:p>
-            <w:pPr>
-              <w:pStyle w:val="Sinespaciado"/>
-              <w:jc w:val="both"/>
-              <w:rPr>
-                <w:rFonts w:ascii="Arial Nova Cond" w:hAnsi="Arial Nova Cond"/>
-                <w:sz w:val="20"/>
-                <w:szCs w:val="20"/>
-              </w:rPr>
-            </w:pPr>
-            <w:r>
-              <w:rPr>
-                <w:rFonts w:ascii="Arial Nova Cond" w:eastAsia="Calibri" w:hAnsi="Arial Nova Cond" w:cs="Times New Roman"/>
-                <w:sz w:val="20"/>
-                <w:szCs w:val="20"/>
-                <w:lang w:val="es-ES_tradnl"/>
-              </w:rPr>
-              <w:t>{{problemapotencialidad6}}</w:t>
-            </w:r>
-          </w:p>
-        </w:tc>
-        <w:tc>
-          <w:tcPr>
-            <w:tcW w:w="6169" w:type="dxa"/>
+              <w:t>U 7</w:t>
+            </w:r>
+          </w:p>
+        </w:tc>
+        <w:tc>
+          <w:tcPr>
+            <w:tcW w:w="5379" w:type="dxa"/>
             <w:vAlign w:val="center"/>
           </w:tcPr>
           <w:p>
@@ -9270,26 +9467,26 @@
               <w:ind w:left="0"/>
               <w:jc w:val="both"/>
               <w:rPr>
+                <w:rFonts w:ascii="Arial Nova Cond" w:hAnsi="Arial Nova Cond"/>
+                <w:color w:val="000000" w:themeColor="text1"/>
+                <w:sz w:val="20"/>
+                <w:szCs w:val="20"/>
+              </w:rPr>
+            </w:pPr>
+            <w:r>
+              <w:rPr>
                 <w:rFonts w:ascii="Arial Nova Cond" w:eastAsia="Calibri" w:hAnsi="Arial Nova Cond" w:cs="Times New Roman"/>
                 <w:sz w:val="20"/>
                 <w:szCs w:val="20"/>
                 <w:lang w:val="es-ES_tradnl"/>
               </w:rPr>
-            </w:pPr>
-            <w:r>
-              <w:rPr>
-                <w:rFonts w:ascii="Arial Nova Cond" w:eastAsia="Calibri" w:hAnsi="Arial Nova Cond" w:cs="Times New Roman"/>
-                <w:sz w:val="20"/>
-                <w:szCs w:val="20"/>
-                <w:lang w:val="es-ES_tradnl"/>
-              </w:rPr>
-              <w:t>{{situacionsignificativa6}}</w:t>
-            </w:r>
-          </w:p>
-        </w:tc>
-        <w:tc>
-          <w:tcPr>
-            <w:tcW w:w="2015" w:type="dxa"/>
+              <w:t>{{situacionsignificativa7}}</w:t>
+            </w:r>
+          </w:p>
+        </w:tc>
+        <w:tc>
+          <w:tcPr>
+            <w:tcW w:w="1984" w:type="dxa"/>
             <w:vAlign w:val="center"/>
           </w:tcPr>
           <w:p>
@@ -9300,7 +9497,7 @@
               <w:jc w:val="center"/>
               <w:rPr>
                 <w:rFonts w:ascii="Arial Nova Cond" w:hAnsi="Arial Nova Cond" w:cs="Arial"/>
-                <w:color w:val="0070C0"/>
+                <w:color w:val="000000" w:themeColor="text1"/>
                 <w:kern w:val="0"/>
                 <w:sz w:val="20"/>
                 <w:szCs w:val="20"/>
@@ -9314,13 +9511,13 @@
                 <w:sz w:val="20"/>
                 <w:szCs w:val="20"/>
               </w:rPr>
-              <w:t>{{titulosituacionsignificativa6}}</w:t>
-            </w:r>
-          </w:p>
-        </w:tc>
-        <w:tc>
-          <w:tcPr>
-            <w:tcW w:w="1634" w:type="dxa"/>
+              <w:t>{{titulosituacionsignificativa7}}</w:t>
+            </w:r>
+          </w:p>
+        </w:tc>
+        <w:tc>
+          <w:tcPr>
+            <w:tcW w:w="2693" w:type="dxa"/>
             <w:vAlign w:val="center"/>
           </w:tcPr>
           <w:p>
@@ -9345,13 +9542,13 @@
                 <w:sz w:val="20"/>
                 <w:szCs w:val="20"/>
               </w:rPr>
-              <w:t>{{competencias6}}</w:t>
-            </w:r>
-          </w:p>
-        </w:tc>
-        <w:tc>
-          <w:tcPr>
-            <w:tcW w:w="1337" w:type="dxa"/>
+              <w:t>{{campotematico7}}</w:t>
+            </w:r>
+          </w:p>
+        </w:tc>
+        <w:tc>
+          <w:tcPr>
+            <w:tcW w:w="1560" w:type="dxa"/>
             <w:vAlign w:val="center"/>
           </w:tcPr>
           <w:p>
@@ -9359,7 +9556,7 @@
               <w:autoSpaceDE w:val="0"/>
               <w:autoSpaceDN w:val="0"/>
               <w:adjustRightInd w:val="0"/>
-              <w:jc w:val="center"/>
+              <w:jc w:val="both"/>
               <w:rPr>
                 <w:rFonts w:ascii="Arial Nova Cond" w:hAnsi="Arial Nova Cond" w:cs="Arial"/>
                 <w:color w:val="000000"/>
@@ -9376,7 +9573,38 @@
                 <w:sz w:val="20"/>
                 <w:szCs w:val="20"/>
               </w:rPr>
-              <w:t>{{producto6}}</w:t>
+              <w:t>{{competencias7}}</w:t>
+            </w:r>
+          </w:p>
+        </w:tc>
+        <w:tc>
+          <w:tcPr>
+            <w:tcW w:w="1399" w:type="dxa"/>
+            <w:vAlign w:val="center"/>
+          </w:tcPr>
+          <w:p>
+            <w:pPr>
+              <w:autoSpaceDE w:val="0"/>
+              <w:autoSpaceDN w:val="0"/>
+              <w:adjustRightInd w:val="0"/>
+              <w:jc w:val="both"/>
+              <w:rPr>
+                <w:rFonts w:ascii="Arial Nova Cond" w:hAnsi="Arial Nova Cond" w:cs="Arial"/>
+                <w:color w:val="000000"/>
+                <w:kern w:val="0"/>
+                <w:sz w:val="20"/>
+                <w:szCs w:val="20"/>
+              </w:rPr>
+            </w:pPr>
+            <w:r>
+              <w:rPr>
+                <w:rFonts w:ascii="Arial Nova Cond" w:hAnsi="Arial Nova Cond" w:cs="Arial"/>
+                <w:color w:val="000000"/>
+                <w:kern w:val="0"/>
+                <w:sz w:val="20"/>
+                <w:szCs w:val="20"/>
+              </w:rPr>
+              <w:t>{{producto7}}</w:t>
             </w:r>
           </w:p>
         </w:tc>
@@ -9388,8 +9616,8 @@
         </w:trPr>
         <w:tc>
           <w:tcPr>
-            <w:tcW w:w="875" w:type="dxa"/>
-            <w:vMerge w:val="restart"/>
+            <w:tcW w:w="818" w:type="dxa"/>
+            <w:vMerge/>
             <w:vAlign w:val="center"/>
           </w:tcPr>
           <w:p>
@@ -9412,22 +9640,11 @@
                 <w:lang w:val="es-ES_tradnl"/>
               </w:rPr>
             </w:pPr>
-            <w:r>
-              <w:rPr>
-                <w:rFonts w:ascii="Arial Nova Cond" w:eastAsia="Calibri" w:hAnsi="Arial Nova Cond" w:cs="Times New Roman"/>
-                <w:b/>
-                <w:bCs/>
-                <w:sz w:val="20"/>
-                <w:szCs w:val="20"/>
-                <w:lang w:val="es-ES_tradnl"/>
-              </w:rPr>
-              <w:t>IV</w:t>
-            </w:r>
-          </w:p>
-        </w:tc>
-        <w:tc>
-          <w:tcPr>
-            <w:tcW w:w="1095" w:type="dxa"/>
+          </w:p>
+        </w:tc>
+        <w:tc>
+          <w:tcPr>
+            <w:tcW w:w="1018" w:type="dxa"/>
             <w:vAlign w:val="center"/>
           </w:tcPr>
           <w:p>
@@ -9459,13 +9676,13 @@
                 <w:szCs w:val="20"/>
                 <w:lang w:val="es-ES_tradnl"/>
               </w:rPr>
-              <w:t>U 7</w:t>
-            </w:r>
-          </w:p>
-        </w:tc>
-        <w:tc>
-          <w:tcPr>
-            <w:tcW w:w="1726" w:type="dxa"/>
+              <w:t>U 8</w:t>
+            </w:r>
+          </w:p>
+        </w:tc>
+        <w:tc>
+          <w:tcPr>
+            <w:tcW w:w="5379" w:type="dxa"/>
             <w:vAlign w:val="center"/>
           </w:tcPr>
           <w:p>
@@ -9478,6 +9695,7 @@
               </w:tabs>
               <w:spacing w:line="276" w:lineRule="auto"/>
               <w:ind w:left="0"/>
+              <w:jc w:val="both"/>
               <w:rPr>
                 <w:rFonts w:ascii="Arial Nova Cond" w:eastAsia="Calibri" w:hAnsi="Arial Nova Cond" w:cs="Times New Roman"/>
                 <w:color w:val="000000" w:themeColor="text1"/>
@@ -9493,47 +9711,13 @@
                 <w:szCs w:val="20"/>
                 <w:lang w:val="es-ES_tradnl"/>
               </w:rPr>
-              <w:t>{{problemapotencialidad7}}</w:t>
-            </w:r>
-          </w:p>
-        </w:tc>
-        <w:tc>
-          <w:tcPr>
-            <w:tcW w:w="6169" w:type="dxa"/>
-            <w:vAlign w:val="center"/>
-          </w:tcPr>
-          <w:p>
-            <w:pPr>
-              <w:pStyle w:val="Prrafodelista"/>
-              <w:tabs>
-                <w:tab w:val="left" w:pos="0"/>
-                <w:tab w:val="left" w:pos="142"/>
-                <w:tab w:val="left" w:pos="284"/>
-              </w:tabs>
-              <w:spacing w:line="276" w:lineRule="auto"/>
-              <w:ind w:left="0"/>
-              <w:jc w:val="both"/>
-              <w:rPr>
-                <w:rFonts w:ascii="Arial Nova Cond" w:hAnsi="Arial Nova Cond"/>
-                <w:color w:val="000000" w:themeColor="text1"/>
-                <w:sz w:val="20"/>
-                <w:szCs w:val="20"/>
-              </w:rPr>
-            </w:pPr>
-            <w:r>
-              <w:rPr>
-                <w:rFonts w:ascii="Arial Nova Cond" w:eastAsia="Calibri" w:hAnsi="Arial Nova Cond" w:cs="Times New Roman"/>
-                <w:sz w:val="20"/>
-                <w:szCs w:val="20"/>
-                <w:lang w:val="es-ES_tradnl"/>
-              </w:rPr>
-              <w:t>{{situacionsignificativa7}}</w:t>
-            </w:r>
-          </w:p>
-        </w:tc>
-        <w:tc>
-          <w:tcPr>
-            <w:tcW w:w="2015" w:type="dxa"/>
+              <w:t>{{situacionsignificativa8}}</w:t>
+            </w:r>
+          </w:p>
+        </w:tc>
+        <w:tc>
+          <w:tcPr>
+            <w:tcW w:w="1984" w:type="dxa"/>
             <w:vAlign w:val="center"/>
           </w:tcPr>
           <w:p>
@@ -9543,11 +9727,10 @@
               <w:adjustRightInd w:val="0"/>
               <w:jc w:val="center"/>
               <w:rPr>
-                <w:rFonts w:ascii="Arial Nova Cond" w:hAnsi="Arial Nova Cond" w:cs="Arial"/>
-                <w:color w:val="000000" w:themeColor="text1"/>
-                <w:kern w:val="0"/>
-                <w:sz w:val="20"/>
-                <w:szCs w:val="20"/>
+                <w:rFonts w:ascii="Arial Nova Cond" w:eastAsia="Calibri" w:hAnsi="Arial Nova Cond" w:cs="Times New Roman"/>
+                <w:sz w:val="20"/>
+                <w:szCs w:val="20"/>
+                <w:lang w:val="es-ES_tradnl"/>
               </w:rPr>
             </w:pPr>
             <w:r>
@@ -9558,13 +9741,13 @@
                 <w:sz w:val="20"/>
                 <w:szCs w:val="20"/>
               </w:rPr>
-              <w:t>{{titulosituacionsignificativa7}}</w:t>
-            </w:r>
-          </w:p>
-        </w:tc>
-        <w:tc>
-          <w:tcPr>
-            <w:tcW w:w="1634" w:type="dxa"/>
+              <w:t>{{titulosituacionsignificativa8}}</w:t>
+            </w:r>
+          </w:p>
+        </w:tc>
+        <w:tc>
+          <w:tcPr>
+            <w:tcW w:w="2693" w:type="dxa"/>
             <w:vAlign w:val="center"/>
           </w:tcPr>
           <w:p>
@@ -9589,215 +9772,13 @@
                 <w:sz w:val="20"/>
                 <w:szCs w:val="20"/>
               </w:rPr>
-              <w:t>{{competencias7}}</w:t>
-            </w:r>
-          </w:p>
-        </w:tc>
-        <w:tc>
-          <w:tcPr>
-            <w:tcW w:w="1337" w:type="dxa"/>
-            <w:vAlign w:val="center"/>
-          </w:tcPr>
-          <w:p>
-            <w:pPr>
-              <w:autoSpaceDE w:val="0"/>
-              <w:autoSpaceDN w:val="0"/>
-              <w:adjustRightInd w:val="0"/>
-              <w:jc w:val="center"/>
-              <w:rPr>
-                <w:rFonts w:ascii="Arial Nova Cond" w:hAnsi="Arial Nova Cond" w:cs="Arial"/>
-                <w:color w:val="000000"/>
-                <w:kern w:val="0"/>
-                <w:sz w:val="20"/>
-                <w:szCs w:val="20"/>
-              </w:rPr>
-            </w:pPr>
-            <w:r>
-              <w:rPr>
-                <w:rFonts w:ascii="Arial Nova Cond" w:hAnsi="Arial Nova Cond" w:cs="Arial"/>
-                <w:color w:val="000000"/>
-                <w:kern w:val="0"/>
-                <w:sz w:val="20"/>
-                <w:szCs w:val="20"/>
-              </w:rPr>
-              <w:t>{{producto7}}</w:t>
-            </w:r>
-          </w:p>
-        </w:tc>
-      </w:tr>
-      <w:tr>
-        <w:trPr>
-          <w:trHeight w:val="756"/>
-          <w:jc w:val="center"/>
-        </w:trPr>
-        <w:tc>
-          <w:tcPr>
-            <w:tcW w:w="875" w:type="dxa"/>
-            <w:vMerge/>
-            <w:vAlign w:val="center"/>
-          </w:tcPr>
-          <w:p>
-            <w:pPr>
-              <w:pStyle w:val="Prrafodelista"/>
-              <w:tabs>
-                <w:tab w:val="left" w:pos="0"/>
-                <w:tab w:val="left" w:pos="142"/>
-                <w:tab w:val="left" w:pos="284"/>
-              </w:tabs>
-              <w:spacing w:line="276" w:lineRule="auto"/>
-              <w:ind w:left="0"/>
-              <w:jc w:val="center"/>
-              <w:rPr>
-                <w:rFonts w:ascii="Arial Nova Cond" w:eastAsia="Calibri" w:hAnsi="Arial Nova Cond" w:cs="Times New Roman"/>
-                <w:b/>
-                <w:bCs/>
-                <w:sz w:val="20"/>
-                <w:szCs w:val="20"/>
-                <w:lang w:val="es-ES_tradnl"/>
-              </w:rPr>
-            </w:pPr>
-          </w:p>
-        </w:tc>
-        <w:tc>
-          <w:tcPr>
-            <w:tcW w:w="1095" w:type="dxa"/>
-            <w:vAlign w:val="center"/>
-          </w:tcPr>
-          <w:p>
-            <w:pPr>
-              <w:pStyle w:val="Prrafodelista"/>
-              <w:tabs>
-                <w:tab w:val="left" w:pos="0"/>
-                <w:tab w:val="left" w:pos="142"/>
-                <w:tab w:val="left" w:pos="284"/>
-              </w:tabs>
-              <w:spacing w:line="276" w:lineRule="auto"/>
-              <w:ind w:left="0"/>
-              <w:jc w:val="center"/>
-              <w:rPr>
-                <w:rFonts w:ascii="Arial Nova Cond" w:eastAsia="Calibri" w:hAnsi="Arial Nova Cond" w:cs="Times New Roman"/>
-                <w:b/>
-                <w:bCs/>
-                <w:sz w:val="20"/>
-                <w:szCs w:val="20"/>
-                <w:lang w:val="es-ES_tradnl"/>
-              </w:rPr>
-            </w:pPr>
-            <w:r>
-              <w:rPr>
-                <w:rFonts w:ascii="Arial Nova Cond" w:eastAsia="Calibri" w:hAnsi="Arial Nova Cond" w:cs="Times New Roman"/>
-                <w:b/>
-                <w:bCs/>
-                <w:sz w:val="20"/>
-                <w:szCs w:val="20"/>
-                <w:lang w:val="es-ES_tradnl"/>
-              </w:rPr>
-              <w:t>U 8</w:t>
-            </w:r>
-          </w:p>
-        </w:tc>
-        <w:tc>
-          <w:tcPr>
-            <w:tcW w:w="1726" w:type="dxa"/>
-            <w:vAlign w:val="center"/>
-          </w:tcPr>
-          <w:p>
-            <w:pPr>
-              <w:pStyle w:val="Prrafodelista"/>
-              <w:tabs>
-                <w:tab w:val="left" w:pos="0"/>
-                <w:tab w:val="left" w:pos="142"/>
-                <w:tab w:val="left" w:pos="284"/>
-              </w:tabs>
-              <w:spacing w:line="276" w:lineRule="auto"/>
-              <w:ind w:left="0"/>
-              <w:rPr>
-                <w:rFonts w:ascii="Arial Nova Cond" w:eastAsia="Calibri" w:hAnsi="Arial Nova Cond" w:cs="Times New Roman"/>
-                <w:color w:val="000000" w:themeColor="text1"/>
-                <w:sz w:val="20"/>
-                <w:szCs w:val="20"/>
-                <w:lang w:val="es-ES_tradnl"/>
-              </w:rPr>
-            </w:pPr>
-            <w:r>
-              <w:rPr>
-                <w:rFonts w:ascii="Arial Nova Cond" w:eastAsia="Calibri" w:hAnsi="Arial Nova Cond" w:cs="Times New Roman"/>
-                <w:sz w:val="20"/>
-                <w:szCs w:val="20"/>
-                <w:lang w:val="es-ES_tradnl"/>
-              </w:rPr>
-              <w:t>{{problemapotencialidad8}}</w:t>
-            </w:r>
-          </w:p>
-        </w:tc>
-        <w:tc>
-          <w:tcPr>
-            <w:tcW w:w="6169" w:type="dxa"/>
-            <w:vAlign w:val="center"/>
-          </w:tcPr>
-          <w:p>
-            <w:pPr>
-              <w:pStyle w:val="Prrafodelista"/>
-              <w:tabs>
-                <w:tab w:val="left" w:pos="0"/>
-                <w:tab w:val="left" w:pos="142"/>
-                <w:tab w:val="left" w:pos="284"/>
-              </w:tabs>
-              <w:spacing w:line="276" w:lineRule="auto"/>
-              <w:ind w:left="0"/>
-              <w:jc w:val="both"/>
-              <w:rPr>
-                <w:rFonts w:ascii="Arial Nova Cond" w:eastAsia="Calibri" w:hAnsi="Arial Nova Cond" w:cs="Times New Roman"/>
-                <w:color w:val="000000" w:themeColor="text1"/>
-                <w:sz w:val="20"/>
-                <w:szCs w:val="20"/>
-                <w:lang w:val="es-ES_tradnl"/>
-              </w:rPr>
-            </w:pPr>
-            <w:r>
-              <w:rPr>
-                <w:rFonts w:ascii="Arial Nova Cond" w:eastAsia="Calibri" w:hAnsi="Arial Nova Cond" w:cs="Times New Roman"/>
-                <w:sz w:val="20"/>
-                <w:szCs w:val="20"/>
-                <w:lang w:val="es-ES_tradnl"/>
-              </w:rPr>
-              <w:t>{{situacionsignificativa8}}</w:t>
-            </w:r>
-          </w:p>
-        </w:tc>
-        <w:tc>
-          <w:tcPr>
-            <w:tcW w:w="2015" w:type="dxa"/>
-            <w:vAlign w:val="center"/>
-          </w:tcPr>
-          <w:p>
-            <w:pPr>
-              <w:autoSpaceDE w:val="0"/>
-              <w:autoSpaceDN w:val="0"/>
-              <w:adjustRightInd w:val="0"/>
-              <w:jc w:val="center"/>
-              <w:rPr>
-                <w:rFonts w:ascii="Arial Nova Cond" w:eastAsia="Calibri" w:hAnsi="Arial Nova Cond" w:cs="Times New Roman"/>
-                <w:sz w:val="20"/>
-                <w:szCs w:val="20"/>
-                <w:lang w:val="es-ES_tradnl"/>
-              </w:rPr>
-            </w:pPr>
-            <w:r>
-              <w:rPr>
-                <w:rFonts w:ascii="Arial Nova Cond" w:hAnsi="Arial Nova Cond" w:cs="Arial"/>
-                <w:color w:val="000000"/>
-                <w:kern w:val="0"/>
-                <w:sz w:val="20"/>
-                <w:szCs w:val="20"/>
-              </w:rPr>
-              <w:t>{{titulosituacionsignificativa8}}</w:t>
-            </w:r>
-          </w:p>
-        </w:tc>
-        <w:tc>
-          <w:tcPr>
-            <w:tcW w:w="1634" w:type="dxa"/>
+              <w:t>{{campotematico8}}</w:t>
+            </w:r>
+          </w:p>
+        </w:tc>
+        <w:tc>
+          <w:tcPr>
+            <w:tcW w:w="1560" w:type="dxa"/>
             <w:vAlign w:val="center"/>
           </w:tcPr>
           <w:p>
@@ -9828,7 +9809,7 @@
         </w:tc>
         <w:tc>
           <w:tcPr>
-            <w:tcW w:w="1337" w:type="dxa"/>
+            <w:tcW w:w="1399" w:type="dxa"/>
             <w:vAlign w:val="center"/>
           </w:tcPr>
           <w:p>
@@ -9836,7 +9817,7 @@
               <w:autoSpaceDE w:val="0"/>
               <w:autoSpaceDN w:val="0"/>
               <w:adjustRightInd w:val="0"/>
-              <w:jc w:val="center"/>
+              <w:jc w:val="both"/>
               <w:rPr>
                 <w:rFonts w:ascii="Arial Nova Cond" w:hAnsi="Arial Nova Cond" w:cs="Arial"/>
                 <w:color w:val="000000"/>
@@ -9860,19 +9841,6 @@
       </w:tr>
       <w:bookmarkEnd w:id="1"/>
     </w:tbl>
-    <w:p>
-      <w:pPr>
-        <w:pStyle w:val="Prrafodelista"/>
-        <w:spacing w:after="0" w:line="276" w:lineRule="auto"/>
-        <w:ind w:left="-284" w:right="-455"/>
-        <w:rPr>
-          <w:rFonts w:ascii="Arial Nova Cond Light" w:hAnsi="Arial Nova Cond Light" w:cs="Times New Roman"/>
-          <w:b/>
-          <w:bCs/>
-          <w:color w:val="000000" w:themeColor="text1"/>
-        </w:rPr>
-      </w:pPr>
-    </w:p>
     <w:p>
       <w:pPr>
         <w:pStyle w:val="Prrafodelista"/>
@@ -9923,6 +9891,7 @@
           <w:bCs/>
           <w:color w:val="000000" w:themeColor="text1"/>
         </w:rPr>
+        <w:lastRenderedPageBreak/>
         <w:t xml:space="preserve">ORGANIZACIÓN DE LOS PROPÓSITOS DE APRENDIZAJE: </w:t>
       </w:r>
     </w:p>
@@ -12131,8 +12100,14 @@
               <w:rPr>
                 <w:rFonts w:ascii="Arial Nova Cond Light" w:hAnsi="Arial Nova Cond Light" w:cs="Times New Roman"/>
               </w:rPr>
+              <w:t xml:space="preserve">Se desenvuelve en entornos virtuales </w:t>
+            </w:r>
+            <w:r>
+              <w:rPr>
+                <w:rFonts w:ascii="Arial Nova Cond Light" w:hAnsi="Arial Nova Cond Light" w:cs="Times New Roman"/>
+              </w:rPr>
               <w:lastRenderedPageBreak/>
-              <w:t>Se desenvuelve en entornos virtuales generados por las TIC</w:t>
+              <w:t>generados por las TIC</w:t>
             </w:r>
           </w:p>
         </w:tc>
@@ -12157,6 +12132,7 @@
                 <w:rFonts w:ascii="Arial Nova Cond Light" w:hAnsi="Arial Nova Cond Light"/>
                 <w:bCs/>
               </w:rPr>
+              <w:lastRenderedPageBreak/>
               <w:t xml:space="preserve">Personaliza entornos virtuales:  </w:t>
             </w:r>
           </w:p>
@@ -14209,7 +14185,6 @@
                 <w:b/>
                 <w:bCs/>
               </w:rPr>
-              <w:lastRenderedPageBreak/>
               <w:t>Enfoques</w:t>
             </w:r>
           </w:p>
@@ -14949,6 +14924,7 @@
               <w:rPr>
                 <w:rFonts w:ascii="Arial Nova Cond Light" w:hAnsi="Arial Nova Cond Light" w:cs="Times New Roman"/>
               </w:rPr>
+              <w:lastRenderedPageBreak/>
               <w:t xml:space="preserve">Enfoque Intercultural. </w:t>
             </w:r>
           </w:p>
@@ -18952,6 +18928,7 @@
                 <w:szCs w:val="20"/>
                 <w:lang w:eastAsia="es-ES"/>
               </w:rPr>
+              <w:lastRenderedPageBreak/>
               <w:t>ESTANDAR DE APRENDIZAJE</w:t>
             </w:r>
           </w:p>
@@ -19756,7 +19733,6 @@
                 <w:szCs w:val="20"/>
                 <w:lang w:eastAsia="es-ES"/>
               </w:rPr>
-              <w:lastRenderedPageBreak/>
               <w:t>Define metas de aprendizaje.</w:t>
             </w:r>
           </w:p>
@@ -19930,6 +19906,7 @@
                 <w:szCs w:val="20"/>
                 <w:lang w:eastAsia="es-ES"/>
               </w:rPr>
+              <w:lastRenderedPageBreak/>
               <w:t xml:space="preserve">Revisa de manera permanente la aplicación de estrategias, los avances de las acciones propuestas, su experiencia previa, y la secuencia y la priorización de actividades que hacen posible el logro de la meta de aprendizaje. Evalúa los resultados y los aportes que le brindan los demás para decidir si realizará o no cambios en las estrategias para el éxito de la meta de aprendizaje. </w:t>
             </w:r>
           </w:p>
@@ -20666,7 +20643,6 @@
           <w:bCs/>
           <w:color w:val="000000" w:themeColor="text1"/>
         </w:rPr>
-        <w:lastRenderedPageBreak/>
         <w:t>EVALUACIÓN:</w:t>
       </w:r>
     </w:p>
@@ -20733,6 +20709,7 @@
                 <w:bCs/>
                 <w:color w:val="000000" w:themeColor="text1"/>
               </w:rPr>
+              <w:lastRenderedPageBreak/>
               <w:t>TIPOS</w:t>
             </w:r>
             <w:r>
@@ -21283,7 +21260,6 @@
           <w:bCs/>
           <w:color w:val="000000" w:themeColor="text1"/>
         </w:rPr>
-        <w:lastRenderedPageBreak/>
         <w:t>REFERENCIAS BIBLIOGRÁFICAS</w:t>
       </w:r>
     </w:p>
@@ -21349,6 +21325,7 @@
                 <w:bCs/>
                 <w:color w:val="000000" w:themeColor="text1"/>
               </w:rPr>
+              <w:lastRenderedPageBreak/>
               <w:t xml:space="preserve">Bibliografía </w:t>
             </w:r>
           </w:p>
@@ -21402,25 +21379,7 @@
                 <w:color w:val="000000" w:themeColor="text1"/>
                 <w:lang w:val="es-ES"/>
               </w:rPr>
-              <w:t xml:space="preserve">Módulos de emprendimiento- </w:t>
-            </w:r>
-            <w:proofErr w:type="spellStart"/>
-            <w:r>
-              <w:rPr>
-                <w:rFonts w:ascii="Arial Nova Cond Light" w:hAnsi="Arial Nova Cond Light"/>
-                <w:color w:val="000000" w:themeColor="text1"/>
-                <w:lang w:val="es-ES"/>
-              </w:rPr>
-              <w:t>World</w:t>
-            </w:r>
-            <w:proofErr w:type="spellEnd"/>
-            <w:r>
-              <w:rPr>
-                <w:rFonts w:ascii="Arial Nova Cond Light" w:hAnsi="Arial Nova Cond Light"/>
-                <w:color w:val="000000" w:themeColor="text1"/>
-                <w:lang w:val="es-ES"/>
-              </w:rPr>
-              <w:t xml:space="preserve"> Visión Perú </w:t>
+              <w:t xml:space="preserve">Módulos de emprendimiento- World Visión Perú </w:t>
             </w:r>
             <w:r>
               <w:rPr>
@@ -21468,25 +21427,7 @@
                 <w:color w:val="000000" w:themeColor="text1"/>
                 <w:lang w:val="es-ES"/>
               </w:rPr>
-              <w:t xml:space="preserve">Módulos de emprendimiento </w:t>
-            </w:r>
-            <w:proofErr w:type="spellStart"/>
-            <w:r>
-              <w:rPr>
-                <w:rFonts w:ascii="Arial Nova Cond Light" w:hAnsi="Arial Nova Cond Light"/>
-                <w:color w:val="000000" w:themeColor="text1"/>
-                <w:lang w:val="es-ES"/>
-              </w:rPr>
-              <w:t>World</w:t>
-            </w:r>
-            <w:proofErr w:type="spellEnd"/>
-            <w:r>
-              <w:rPr>
-                <w:rFonts w:ascii="Arial Nova Cond Light" w:hAnsi="Arial Nova Cond Light"/>
-                <w:color w:val="000000" w:themeColor="text1"/>
-                <w:lang w:val="es-ES"/>
-              </w:rPr>
-              <w:t xml:space="preserve"> Visión Perú </w:t>
+              <w:t xml:space="preserve">Módulos de emprendimiento World Visión Perú </w:t>
             </w:r>
             <w:r>
               <w:rPr>
@@ -21582,27 +21523,7 @@
                 <w:kern w:val="0"/>
                 <w14:ligatures w14:val="none"/>
               </w:rPr>
-              <w:t xml:space="preserve">Minedu (2016). Programa curricular de educación secundaria. Resolución Ministerial </w:t>
-            </w:r>
-            <w:proofErr w:type="spellStart"/>
-            <w:r>
-              <w:rPr>
-                <w:rFonts w:ascii="Arial Nova Cond Light" w:eastAsia="Calibri" w:hAnsi="Arial Nova Cond Light" w:cs="Calibri Light"/>
-                <w:color w:val="000000" w:themeColor="text1"/>
-                <w:kern w:val="0"/>
-                <w14:ligatures w14:val="none"/>
-              </w:rPr>
-              <w:t>N°</w:t>
-            </w:r>
-            <w:proofErr w:type="spellEnd"/>
-            <w:r>
-              <w:rPr>
-                <w:rFonts w:ascii="Arial Nova Cond Light" w:eastAsia="Calibri" w:hAnsi="Arial Nova Cond Light" w:cs="Calibri Light"/>
-                <w:color w:val="000000" w:themeColor="text1"/>
-                <w:kern w:val="0"/>
-                <w14:ligatures w14:val="none"/>
-              </w:rPr>
-              <w:t xml:space="preserve"> 649-2016-Minedu. </w:t>
+              <w:t xml:space="preserve">Minedu (2016). Programa curricular de educación secundaria. Resolución Ministerial N° 649-2016-Minedu. </w:t>
             </w:r>
           </w:p>
           <w:p>
@@ -21629,27 +21550,7 @@
                 <w:kern w:val="0"/>
                 <w14:ligatures w14:val="none"/>
               </w:rPr>
-              <w:t xml:space="preserve">Minedu (2016). Currículo Nacional de la educación básica. Resolución Ministerial </w:t>
-            </w:r>
-            <w:proofErr w:type="spellStart"/>
-            <w:r>
-              <w:rPr>
-                <w:rFonts w:ascii="Arial Nova Cond Light" w:eastAsia="Calibri" w:hAnsi="Arial Nova Cond Light" w:cs="Calibri Light"/>
-                <w:color w:val="000000" w:themeColor="text1"/>
-                <w:kern w:val="0"/>
-                <w14:ligatures w14:val="none"/>
-              </w:rPr>
-              <w:t>N°</w:t>
-            </w:r>
-            <w:proofErr w:type="spellEnd"/>
-            <w:r>
-              <w:rPr>
-                <w:rFonts w:ascii="Arial Nova Cond Light" w:eastAsia="Calibri" w:hAnsi="Arial Nova Cond Light" w:cs="Calibri Light"/>
-                <w:color w:val="000000" w:themeColor="text1"/>
-                <w:kern w:val="0"/>
-                <w14:ligatures w14:val="none"/>
-              </w:rPr>
-              <w:t xml:space="preserve"> 281-2016-Minedu y su modificatoria. </w:t>
+              <w:t xml:space="preserve">Minedu (2016). Currículo Nacional de la educación básica. Resolución Ministerial N° 281-2016-Minedu y su modificatoria. </w:t>
             </w:r>
           </w:p>
           <w:p>
@@ -22249,7 +22150,7 @@
 </file>
 
 <file path=word/endnotes.xml><?xml version="1.0" encoding="utf-8"?>
-<w:endnotes xmlns:wpc="http://schemas.microsoft.com/office/word/2010/wordprocessingCanvas" xmlns:cx="http://schemas.microsoft.com/office/drawing/2014/chartex" xmlns:cx1="http://schemas.microsoft.com/office/drawing/2015/9/8/chartex" xmlns:cx2="http://schemas.microsoft.com/office/drawing/2015/10/21/chartex" xmlns:cx3="http://schemas.microsoft.com/office/drawing/2016/5/9/chartex" xmlns:cx4="http://schemas.microsoft.com/office/drawing/2016/5/10/chartex" xmlns:cx5="http://schemas.microsoft.com/office/drawing/2016/5/11/chartex" xmlns:cx6="http://schemas.microsoft.com/office/drawing/2016/5/12/chartex" xmlns:cx7="http://schemas.microsoft.com/office/drawing/2016/5/13/chartex" xmlns:cx8="http://schemas.microsoft.com/office/drawing/2016/5/14/chartex" xmlns:mc="http://schemas.openxmlformats.org/markup-compatibility/2006" xmlns:aink="http://schemas.microsoft.com/office/drawing/2016/ink" xmlns:am3d="http://schemas.microsoft.com/office/drawing/2017/model3d" xmlns:o="urn:schemas-microsoft-com:office:office" xmlns:oel="http://schemas.microsoft.com/office/2019/extlst" xmlns:r="http://schemas.openxmlformats.org/officeDocument/2006/relationships" xmlns:m="http://schemas.openxmlformats.org/officeDocument/2006/math" xmlns:v="urn:schemas-microsoft-com:vml" xmlns:wp14="http://schemas.microsoft.com/office/word/2010/wordprocessingDrawing" xmlns:wp="http://schemas.openxmlformats.org/drawingml/2006/wordprocessingDrawing" xmlns:w10="urn:schemas-microsoft-com:office:word" xmlns:w="http://schemas.openxmlformats.org/wordprocessingml/2006/main" xmlns:w14="http://schemas.microsoft.com/office/word/2010/wordml" xmlns:w15="http://schemas.microsoft.com/office/word/2012/wordml" xmlns:w16cex="http://schemas.microsoft.com/office/word/2018/wordml/cex" xmlns:w16cid="http://schemas.microsoft.com/office/word/2016/wordml/cid" xmlns:w16="http://schemas.microsoft.com/office/word/2018/wordml" xmlns:w16du="http://schemas.microsoft.com/office/word/2023/wordml/word16du" xmlns:w16sdtdh="http://schemas.microsoft.com/office/word/2020/wordml/sdtdatahash" xmlns:w16se="http://schemas.microsoft.com/office/word/2015/wordml/symex" xmlns:wpg="http://schemas.microsoft.com/office/word/2010/wordprocessingGroup" xmlns:wpi="http://schemas.microsoft.com/office/word/2010/wordprocessingInk" xmlns:wne="http://schemas.microsoft.com/office/word/2006/wordml" xmlns:wps="http://schemas.microsoft.com/office/word/2010/wordprocessingShape" mc:Ignorable="w14 w15 w16se w16cid w16 w16cex w16sdtdh w16du wp14">
+<w:endnotes xmlns:wpc="http://schemas.microsoft.com/office/word/2010/wordprocessingCanvas" xmlns:cx="http://schemas.microsoft.com/office/drawing/2014/chartex" xmlns:cx1="http://schemas.microsoft.com/office/drawing/2015/9/8/chartex" xmlns:cx2="http://schemas.microsoft.com/office/drawing/2015/10/21/chartex" xmlns:cx3="http://schemas.microsoft.com/office/drawing/2016/5/9/chartex" xmlns:cx4="http://schemas.microsoft.com/office/drawing/2016/5/10/chartex" xmlns:cx5="http://schemas.microsoft.com/office/drawing/2016/5/11/chartex" xmlns:cx6="http://schemas.microsoft.com/office/drawing/2016/5/12/chartex" xmlns:cx7="http://schemas.microsoft.com/office/drawing/2016/5/13/chartex" xmlns:cx8="http://schemas.microsoft.com/office/drawing/2016/5/14/chartex" xmlns:mc="http://schemas.openxmlformats.org/markup-compatibility/2006" xmlns:aink="http://schemas.microsoft.com/office/drawing/2016/ink" xmlns:am3d="http://schemas.microsoft.com/office/drawing/2017/model3d" xmlns:o="urn:schemas-microsoft-com:office:office" xmlns:oel="http://schemas.microsoft.com/office/2019/extlst" xmlns:r="http://schemas.openxmlformats.org/officeDocument/2006/relationships" xmlns:m="http://schemas.openxmlformats.org/officeDocument/2006/math" xmlns:v="urn:schemas-microsoft-com:vml" xmlns:wp14="http://schemas.microsoft.com/office/word/2010/wordprocessingDrawing" xmlns:wp="http://schemas.openxmlformats.org/drawingml/2006/wordprocessingDrawing" xmlns:w10="urn:schemas-microsoft-com:office:word" xmlns:w="http://schemas.openxmlformats.org/wordprocessingml/2006/main" xmlns:w14="http://schemas.microsoft.com/office/word/2010/wordml" xmlns:w15="http://schemas.microsoft.com/office/word/2012/wordml" xmlns:w16cex="http://schemas.microsoft.com/office/word/2018/wordml/cex" xmlns:w16cid="http://schemas.microsoft.com/office/word/2016/wordml/cid" xmlns:w16="http://schemas.microsoft.com/office/word/2018/wordml" xmlns:w16du="http://schemas.microsoft.com/office/word/2023/wordml/word16du" xmlns:w16sdtdh="http://schemas.microsoft.com/office/word/2020/wordml/sdtdatahash" xmlns:w16sdtfl="http://schemas.microsoft.com/office/word/2024/wordml/sdtformatlock" xmlns:w16se="http://schemas.microsoft.com/office/word/2015/wordml/symex" xmlns:wpg="http://schemas.microsoft.com/office/word/2010/wordprocessingGroup" xmlns:wpi="http://schemas.microsoft.com/office/word/2010/wordprocessingInk" xmlns:wne="http://schemas.microsoft.com/office/word/2006/wordml" xmlns:wps="http://schemas.microsoft.com/office/word/2010/wordprocessingShape" mc:Ignorable="w14 w15 w16se w16cid w16 w16cex w16sdtdh w16sdtfl w16du wp14">
   <w:endnote w:type="separator" w:id="-1">
     <w:p>
       <w:pPr>
@@ -22274,7 +22175,7 @@
 </file>
 
 <file path=word/footer1.xml><?xml version="1.0" encoding="utf-8"?>
-<w:ftr xmlns:wpc="http://schemas.microsoft.com/office/word/2010/wordprocessingCanvas" xmlns:cx="http://schemas.microsoft.com/office/drawing/2014/chartex" xmlns:cx1="http://schemas.microsoft.com/office/drawing/2015/9/8/chartex" xmlns:cx2="http://schemas.microsoft.com/office/drawing/2015/10/21/chartex" xmlns:cx3="http://schemas.microsoft.com/office/drawing/2016/5/9/chartex" xmlns:cx4="http://schemas.microsoft.com/office/drawing/2016/5/10/chartex" xmlns:cx5="http://schemas.microsoft.com/office/drawing/2016/5/11/chartex" xmlns:cx6="http://schemas.microsoft.com/office/drawing/2016/5/12/chartex" xmlns:cx7="http://schemas.microsoft.com/office/drawing/2016/5/13/chartex" xmlns:cx8="http://schemas.microsoft.com/office/drawing/2016/5/14/chartex" xmlns:mc="http://schemas.openxmlformats.org/markup-compatibility/2006" xmlns:aink="http://schemas.microsoft.com/office/drawing/2016/ink" xmlns:am3d="http://schemas.microsoft.com/office/drawing/2017/model3d" xmlns:o="urn:schemas-microsoft-com:office:office" xmlns:oel="http://schemas.microsoft.com/office/2019/extlst" xmlns:r="http://schemas.openxmlformats.org/officeDocument/2006/relationships" xmlns:m="http://schemas.openxmlformats.org/officeDocument/2006/math" xmlns:v="urn:schemas-microsoft-com:vml" xmlns:wp14="http://schemas.microsoft.com/office/word/2010/wordprocessingDrawing" xmlns:wp="http://schemas.openxmlformats.org/drawingml/2006/wordprocessingDrawing" xmlns:w10="urn:schemas-microsoft-com:office:word" xmlns:w="http://schemas.openxmlformats.org/wordprocessingml/2006/main" xmlns:w14="http://schemas.microsoft.com/office/word/2010/wordml" xmlns:w15="http://schemas.microsoft.com/office/word/2012/wordml" xmlns:w16cex="http://schemas.microsoft.com/office/word/2018/wordml/cex" xmlns:w16cid="http://schemas.microsoft.com/office/word/2016/wordml/cid" xmlns:w16="http://schemas.microsoft.com/office/word/2018/wordml" xmlns:w16du="http://schemas.microsoft.com/office/word/2023/wordml/word16du" xmlns:w16sdtdh="http://schemas.microsoft.com/office/word/2020/wordml/sdtdatahash" xmlns:w16se="http://schemas.microsoft.com/office/word/2015/wordml/symex" xmlns:wpg="http://schemas.microsoft.com/office/word/2010/wordprocessingGroup" xmlns:wpi="http://schemas.microsoft.com/office/word/2010/wordprocessingInk" xmlns:wne="http://schemas.microsoft.com/office/word/2006/wordml" xmlns:wps="http://schemas.microsoft.com/office/word/2010/wordprocessingShape" mc:Ignorable="w14 w15 w16se w16cid w16 w16cex w16sdtdh w16du wp14">
+<w:ftr xmlns:wpc="http://schemas.microsoft.com/office/word/2010/wordprocessingCanvas" xmlns:cx="http://schemas.microsoft.com/office/drawing/2014/chartex" xmlns:cx1="http://schemas.microsoft.com/office/drawing/2015/9/8/chartex" xmlns:cx2="http://schemas.microsoft.com/office/drawing/2015/10/21/chartex" xmlns:cx3="http://schemas.microsoft.com/office/drawing/2016/5/9/chartex" xmlns:cx4="http://schemas.microsoft.com/office/drawing/2016/5/10/chartex" xmlns:cx5="http://schemas.microsoft.com/office/drawing/2016/5/11/chartex" xmlns:cx6="http://schemas.microsoft.com/office/drawing/2016/5/12/chartex" xmlns:cx7="http://schemas.microsoft.com/office/drawing/2016/5/13/chartex" xmlns:cx8="http://schemas.microsoft.com/office/drawing/2016/5/14/chartex" xmlns:mc="http://schemas.openxmlformats.org/markup-compatibility/2006" xmlns:aink="http://schemas.microsoft.com/office/drawing/2016/ink" xmlns:am3d="http://schemas.microsoft.com/office/drawing/2017/model3d" xmlns:o="urn:schemas-microsoft-com:office:office" xmlns:oel="http://schemas.microsoft.com/office/2019/extlst" xmlns:r="http://schemas.openxmlformats.org/officeDocument/2006/relationships" xmlns:m="http://schemas.openxmlformats.org/officeDocument/2006/math" xmlns:v="urn:schemas-microsoft-com:vml" xmlns:wp14="http://schemas.microsoft.com/office/word/2010/wordprocessingDrawing" xmlns:wp="http://schemas.openxmlformats.org/drawingml/2006/wordprocessingDrawing" xmlns:w10="urn:schemas-microsoft-com:office:word" xmlns:w="http://schemas.openxmlformats.org/wordprocessingml/2006/main" xmlns:w14="http://schemas.microsoft.com/office/word/2010/wordml" xmlns:w15="http://schemas.microsoft.com/office/word/2012/wordml" xmlns:w16cex="http://schemas.microsoft.com/office/word/2018/wordml/cex" xmlns:w16cid="http://schemas.microsoft.com/office/word/2016/wordml/cid" xmlns:w16="http://schemas.microsoft.com/office/word/2018/wordml" xmlns:w16du="http://schemas.microsoft.com/office/word/2023/wordml/word16du" xmlns:w16sdtdh="http://schemas.microsoft.com/office/word/2020/wordml/sdtdatahash" xmlns:w16sdtfl="http://schemas.microsoft.com/office/word/2024/wordml/sdtformatlock" xmlns:w16se="http://schemas.microsoft.com/office/word/2015/wordml/symex" xmlns:wpg="http://schemas.microsoft.com/office/word/2010/wordprocessingGroup" xmlns:wpi="http://schemas.microsoft.com/office/word/2010/wordprocessingInk" xmlns:wne="http://schemas.microsoft.com/office/word/2006/wordml" xmlns:wps="http://schemas.microsoft.com/office/word/2010/wordprocessingShape" mc:Ignorable="w14 w15 w16se w16cid w16 w16cex w16sdtdh w16sdtfl w16du wp14">
   <w:p>
     <w:pPr>
       <w:pStyle w:val="Piedepgina"/>
@@ -22735,7 +22636,7 @@
 </file>
 
 <file path=word/footnotes.xml><?xml version="1.0" encoding="utf-8"?>
-<w:footnotes xmlns:wpc="http://schemas.microsoft.com/office/word/2010/wordprocessingCanvas" xmlns:cx="http://schemas.microsoft.com/office/drawing/2014/chartex" xmlns:cx1="http://schemas.microsoft.com/office/drawing/2015/9/8/chartex" xmlns:cx2="http://schemas.microsoft.com/office/drawing/2015/10/21/chartex" xmlns:cx3="http://schemas.microsoft.com/office/drawing/2016/5/9/chartex" xmlns:cx4="http://schemas.microsoft.com/office/drawing/2016/5/10/chartex" xmlns:cx5="http://schemas.microsoft.com/office/drawing/2016/5/11/chartex" xmlns:cx6="http://schemas.microsoft.com/office/drawing/2016/5/12/chartex" xmlns:cx7="http://schemas.microsoft.com/office/drawing/2016/5/13/chartex" xmlns:cx8="http://schemas.microsoft.com/office/drawing/2016/5/14/chartex" xmlns:mc="http://schemas.openxmlformats.org/markup-compatibility/2006" xmlns:aink="http://schemas.microsoft.com/office/drawing/2016/ink" xmlns:am3d="http://schemas.microsoft.com/office/drawing/2017/model3d" xmlns:o="urn:schemas-microsoft-com:office:office" xmlns:oel="http://schemas.microsoft.com/office/2019/extlst" xmlns:r="http://schemas.openxmlformats.org/officeDocument/2006/relationships" xmlns:m="http://schemas.openxmlformats.org/officeDocument/2006/math" xmlns:v="urn:schemas-microsoft-com:vml" xmlns:wp14="http://schemas.microsoft.com/office/word/2010/wordprocessingDrawing" xmlns:wp="http://schemas.openxmlformats.org/drawingml/2006/wordprocessingDrawing" xmlns:w10="urn:schemas-microsoft-com:office:word" xmlns:w="http://schemas.openxmlformats.org/wordprocessingml/2006/main" xmlns:w14="http://schemas.microsoft.com/office/word/2010/wordml" xmlns:w15="http://schemas.microsoft.com/office/word/2012/wordml" xmlns:w16cex="http://schemas.microsoft.com/office/word/2018/wordml/cex" xmlns:w16cid="http://schemas.microsoft.com/office/word/2016/wordml/cid" xmlns:w16="http://schemas.microsoft.com/office/word/2018/wordml" xmlns:w16du="http://schemas.microsoft.com/office/word/2023/wordml/word16du" xmlns:w16sdtdh="http://schemas.microsoft.com/office/word/2020/wordml/sdtdatahash" xmlns:w16se="http://schemas.microsoft.com/office/word/2015/wordml/symex" xmlns:wpg="http://schemas.microsoft.com/office/word/2010/wordprocessingGroup" xmlns:wpi="http://schemas.microsoft.com/office/word/2010/wordprocessingInk" xmlns:wne="http://schemas.microsoft.com/office/word/2006/wordml" xmlns:wps="http://schemas.microsoft.com/office/word/2010/wordprocessingShape" mc:Ignorable="w14 w15 w16se w16cid w16 w16cex w16sdtdh w16du wp14">
+<w:footnotes xmlns:wpc="http://schemas.microsoft.com/office/word/2010/wordprocessingCanvas" xmlns:cx="http://schemas.microsoft.com/office/drawing/2014/chartex" xmlns:cx1="http://schemas.microsoft.com/office/drawing/2015/9/8/chartex" xmlns:cx2="http://schemas.microsoft.com/office/drawing/2015/10/21/chartex" xmlns:cx3="http://schemas.microsoft.com/office/drawing/2016/5/9/chartex" xmlns:cx4="http://schemas.microsoft.com/office/drawing/2016/5/10/chartex" xmlns:cx5="http://schemas.microsoft.com/office/drawing/2016/5/11/chartex" xmlns:cx6="http://schemas.microsoft.com/office/drawing/2016/5/12/chartex" xmlns:cx7="http://schemas.microsoft.com/office/drawing/2016/5/13/chartex" xmlns:cx8="http://schemas.microsoft.com/office/drawing/2016/5/14/chartex" xmlns:mc="http://schemas.openxmlformats.org/markup-compatibility/2006" xmlns:aink="http://schemas.microsoft.com/office/drawing/2016/ink" xmlns:am3d="http://schemas.microsoft.com/office/drawing/2017/model3d" xmlns:o="urn:schemas-microsoft-com:office:office" xmlns:oel="http://schemas.microsoft.com/office/2019/extlst" xmlns:r="http://schemas.openxmlformats.org/officeDocument/2006/relationships" xmlns:m="http://schemas.openxmlformats.org/officeDocument/2006/math" xmlns:v="urn:schemas-microsoft-com:vml" xmlns:wp14="http://schemas.microsoft.com/office/word/2010/wordprocessingDrawing" xmlns:wp="http://schemas.openxmlformats.org/drawingml/2006/wordprocessingDrawing" xmlns:w10="urn:schemas-microsoft-com:office:word" xmlns:w="http://schemas.openxmlformats.org/wordprocessingml/2006/main" xmlns:w14="http://schemas.microsoft.com/office/word/2010/wordml" xmlns:w15="http://schemas.microsoft.com/office/word/2012/wordml" xmlns:w16cex="http://schemas.microsoft.com/office/word/2018/wordml/cex" xmlns:w16cid="http://schemas.microsoft.com/office/word/2016/wordml/cid" xmlns:w16="http://schemas.microsoft.com/office/word/2018/wordml" xmlns:w16du="http://schemas.microsoft.com/office/word/2023/wordml/word16du" xmlns:w16sdtdh="http://schemas.microsoft.com/office/word/2020/wordml/sdtdatahash" xmlns:w16sdtfl="http://schemas.microsoft.com/office/word/2024/wordml/sdtformatlock" xmlns:w16se="http://schemas.microsoft.com/office/word/2015/wordml/symex" xmlns:wpg="http://schemas.microsoft.com/office/word/2010/wordprocessingGroup" xmlns:wpi="http://schemas.microsoft.com/office/word/2010/wordprocessingInk" xmlns:wne="http://schemas.microsoft.com/office/word/2006/wordml" xmlns:wps="http://schemas.microsoft.com/office/word/2010/wordprocessingShape" mc:Ignorable="w14 w15 w16se w16cid w16 w16cex w16sdtdh w16sdtfl w16du wp14">
   <w:footnote w:type="separator" w:id="-1">
     <w:p>
       <w:pPr>
@@ -22760,7 +22661,7 @@
 </file>
 
 <file path=word/header1.xml><?xml version="1.0" encoding="utf-8"?>
-<w:hdr xmlns:wpc="http://schemas.microsoft.com/office/word/2010/wordprocessingCanvas" xmlns:cx="http://schemas.microsoft.com/office/drawing/2014/chartex" xmlns:cx1="http://schemas.microsoft.com/office/drawing/2015/9/8/chartex" xmlns:cx2="http://schemas.microsoft.com/office/drawing/2015/10/21/chartex" xmlns:cx3="http://schemas.microsoft.com/office/drawing/2016/5/9/chartex" xmlns:cx4="http://schemas.microsoft.com/office/drawing/2016/5/10/chartex" xmlns:cx5="http://schemas.microsoft.com/office/drawing/2016/5/11/chartex" xmlns:cx6="http://schemas.microsoft.com/office/drawing/2016/5/12/chartex" xmlns:cx7="http://schemas.microsoft.com/office/drawing/2016/5/13/chartex" xmlns:cx8="http://schemas.microsoft.com/office/drawing/2016/5/14/chartex" xmlns:mc="http://schemas.openxmlformats.org/markup-compatibility/2006" xmlns:aink="http://schemas.microsoft.com/office/drawing/2016/ink" xmlns:am3d="http://schemas.microsoft.com/office/drawing/2017/model3d" xmlns:o="urn:schemas-microsoft-com:office:office" xmlns:oel="http://schemas.microsoft.com/office/2019/extlst" xmlns:r="http://schemas.openxmlformats.org/officeDocument/2006/relationships" xmlns:m="http://schemas.openxmlformats.org/officeDocument/2006/math" xmlns:v="urn:schemas-microsoft-com:vml" xmlns:wp14="http://schemas.microsoft.com/office/word/2010/wordprocessingDrawing" xmlns:wp="http://schemas.openxmlformats.org/drawingml/2006/wordprocessingDrawing" xmlns:w10="urn:schemas-microsoft-com:office:word" xmlns:w="http://schemas.openxmlformats.org/wordprocessingml/2006/main" xmlns:w14="http://schemas.microsoft.com/office/word/2010/wordml" xmlns:w15="http://schemas.microsoft.com/office/word/2012/wordml" xmlns:w16cex="http://schemas.microsoft.com/office/word/2018/wordml/cex" xmlns:w16cid="http://schemas.microsoft.com/office/word/2016/wordml/cid" xmlns:w16="http://schemas.microsoft.com/office/word/2018/wordml" xmlns:w16du="http://schemas.microsoft.com/office/word/2023/wordml/word16du" xmlns:w16sdtdh="http://schemas.microsoft.com/office/word/2020/wordml/sdtdatahash" xmlns:w16se="http://schemas.microsoft.com/office/word/2015/wordml/symex" xmlns:wpg="http://schemas.microsoft.com/office/word/2010/wordprocessingGroup" xmlns:wpi="http://schemas.microsoft.com/office/word/2010/wordprocessingInk" xmlns:wne="http://schemas.microsoft.com/office/word/2006/wordml" xmlns:wps="http://schemas.microsoft.com/office/word/2010/wordprocessingShape" mc:Ignorable="w14 w15 w16se w16cid w16 w16cex w16sdtdh w16du wp14">
+<w:hdr xmlns:wpc="http://schemas.microsoft.com/office/word/2010/wordprocessingCanvas" xmlns:cx="http://schemas.microsoft.com/office/drawing/2014/chartex" xmlns:cx1="http://schemas.microsoft.com/office/drawing/2015/9/8/chartex" xmlns:cx2="http://schemas.microsoft.com/office/drawing/2015/10/21/chartex" xmlns:cx3="http://schemas.microsoft.com/office/drawing/2016/5/9/chartex" xmlns:cx4="http://schemas.microsoft.com/office/drawing/2016/5/10/chartex" xmlns:cx5="http://schemas.microsoft.com/office/drawing/2016/5/11/chartex" xmlns:cx6="http://schemas.microsoft.com/office/drawing/2016/5/12/chartex" xmlns:cx7="http://schemas.microsoft.com/office/drawing/2016/5/13/chartex" xmlns:cx8="http://schemas.microsoft.com/office/drawing/2016/5/14/chartex" xmlns:mc="http://schemas.openxmlformats.org/markup-compatibility/2006" xmlns:aink="http://schemas.microsoft.com/office/drawing/2016/ink" xmlns:am3d="http://schemas.microsoft.com/office/drawing/2017/model3d" xmlns:o="urn:schemas-microsoft-com:office:office" xmlns:oel="http://schemas.microsoft.com/office/2019/extlst" xmlns:r="http://schemas.openxmlformats.org/officeDocument/2006/relationships" xmlns:m="http://schemas.openxmlformats.org/officeDocument/2006/math" xmlns:v="urn:schemas-microsoft-com:vml" xmlns:wp14="http://schemas.microsoft.com/office/word/2010/wordprocessingDrawing" xmlns:wp="http://schemas.openxmlformats.org/drawingml/2006/wordprocessingDrawing" xmlns:w10="urn:schemas-microsoft-com:office:word" xmlns:w="http://schemas.openxmlformats.org/wordprocessingml/2006/main" xmlns:w14="http://schemas.microsoft.com/office/word/2010/wordml" xmlns:w15="http://schemas.microsoft.com/office/word/2012/wordml" xmlns:w16cex="http://schemas.microsoft.com/office/word/2018/wordml/cex" xmlns:w16cid="http://schemas.microsoft.com/office/word/2016/wordml/cid" xmlns:w16="http://schemas.microsoft.com/office/word/2018/wordml" xmlns:w16du="http://schemas.microsoft.com/office/word/2023/wordml/word16du" xmlns:w16sdtdh="http://schemas.microsoft.com/office/word/2020/wordml/sdtdatahash" xmlns:w16sdtfl="http://schemas.microsoft.com/office/word/2024/wordml/sdtformatlock" xmlns:w16se="http://schemas.microsoft.com/office/word/2015/wordml/symex" xmlns:wpg="http://schemas.microsoft.com/office/word/2010/wordprocessingGroup" xmlns:wpi="http://schemas.microsoft.com/office/word/2010/wordprocessingInk" xmlns:wne="http://schemas.microsoft.com/office/word/2006/wordml" xmlns:wps="http://schemas.microsoft.com/office/word/2010/wordprocessingShape" mc:Ignorable="w14 w15 w16se w16cid w16 w16cex w16sdtdh w16sdtfl w16du wp14">
   <w:tbl>
     <w:tblPr>
       <w:tblStyle w:val="Tablaconcuadrcula"/>
@@ -23050,7 +22951,7 @@
 </file>
 
 <file path=word/numbering.xml><?xml version="1.0" encoding="utf-8"?>
-<w:numbering xmlns:wpc="http://schemas.microsoft.com/office/word/2010/wordprocessingCanvas" xmlns:cx="http://schemas.microsoft.com/office/drawing/2014/chartex" xmlns:cx1="http://schemas.microsoft.com/office/drawing/2015/9/8/chartex" xmlns:cx2="http://schemas.microsoft.com/office/drawing/2015/10/21/chartex" xmlns:cx3="http://schemas.microsoft.com/office/drawing/2016/5/9/chartex" xmlns:cx4="http://schemas.microsoft.com/office/drawing/2016/5/10/chartex" xmlns:cx5="http://schemas.microsoft.com/office/drawing/2016/5/11/chartex" xmlns:cx6="http://schemas.microsoft.com/office/drawing/2016/5/12/chartex" xmlns:cx7="http://schemas.microsoft.com/office/drawing/2016/5/13/chartex" xmlns:cx8="http://schemas.microsoft.com/office/drawing/2016/5/14/chartex" xmlns:mc="http://schemas.openxmlformats.org/markup-compatibility/2006" xmlns:aink="http://schemas.microsoft.com/office/drawing/2016/ink" xmlns:am3d="http://schemas.microsoft.com/office/drawing/2017/model3d" xmlns:o="urn:schemas-microsoft-com:office:office" xmlns:oel="http://schemas.microsoft.com/office/2019/extlst" xmlns:r="http://schemas.openxmlformats.org/officeDocument/2006/relationships" xmlns:m="http://schemas.openxmlformats.org/officeDocument/2006/math" xmlns:v="urn:schemas-microsoft-com:vml" xmlns:wp14="http://schemas.microsoft.com/office/word/2010/wordprocessingDrawing" xmlns:wp="http://schemas.openxmlformats.org/drawingml/2006/wordprocessingDrawing" xmlns:w10="urn:schemas-microsoft-com:office:word" xmlns:w="http://schemas.openxmlformats.org/wordprocessingml/2006/main" xmlns:w14="http://schemas.microsoft.com/office/word/2010/wordml" xmlns:w15="http://schemas.microsoft.com/office/word/2012/wordml" xmlns:w16cex="http://schemas.microsoft.com/office/word/2018/wordml/cex" xmlns:w16cid="http://schemas.microsoft.com/office/word/2016/wordml/cid" xmlns:w16="http://schemas.microsoft.com/office/word/2018/wordml" xmlns:w16du="http://schemas.microsoft.com/office/word/2023/wordml/word16du" xmlns:w16sdtdh="http://schemas.microsoft.com/office/word/2020/wordml/sdtdatahash" xmlns:w16se="http://schemas.microsoft.com/office/word/2015/wordml/symex" xmlns:wpg="http://schemas.microsoft.com/office/word/2010/wordprocessingGroup" xmlns:wpi="http://schemas.microsoft.com/office/word/2010/wordprocessingInk" xmlns:wne="http://schemas.microsoft.com/office/word/2006/wordml" xmlns:wps="http://schemas.microsoft.com/office/word/2010/wordprocessingShape" mc:Ignorable="w14 w15 w16se w16cid w16 w16cex w16sdtdh w16du wp14">
+<w:numbering xmlns:wpc="http://schemas.microsoft.com/office/word/2010/wordprocessingCanvas" xmlns:cx="http://schemas.microsoft.com/office/drawing/2014/chartex" xmlns:cx1="http://schemas.microsoft.com/office/drawing/2015/9/8/chartex" xmlns:cx2="http://schemas.microsoft.com/office/drawing/2015/10/21/chartex" xmlns:cx3="http://schemas.microsoft.com/office/drawing/2016/5/9/chartex" xmlns:cx4="http://schemas.microsoft.com/office/drawing/2016/5/10/chartex" xmlns:cx5="http://schemas.microsoft.com/office/drawing/2016/5/11/chartex" xmlns:cx6="http://schemas.microsoft.com/office/drawing/2016/5/12/chartex" xmlns:cx7="http://schemas.microsoft.com/office/drawing/2016/5/13/chartex" xmlns:cx8="http://schemas.microsoft.com/office/drawing/2016/5/14/chartex" xmlns:mc="http://schemas.openxmlformats.org/markup-compatibility/2006" xmlns:aink="http://schemas.microsoft.com/office/drawing/2016/ink" xmlns:am3d="http://schemas.microsoft.com/office/drawing/2017/model3d" xmlns:o="urn:schemas-microsoft-com:office:office" xmlns:oel="http://schemas.microsoft.com/office/2019/extlst" xmlns:r="http://schemas.openxmlformats.org/officeDocument/2006/relationships" xmlns:m="http://schemas.openxmlformats.org/officeDocument/2006/math" xmlns:v="urn:schemas-microsoft-com:vml" xmlns:wp14="http://schemas.microsoft.com/office/word/2010/wordprocessingDrawing" xmlns:wp="http://schemas.openxmlformats.org/drawingml/2006/wordprocessingDrawing" xmlns:w10="urn:schemas-microsoft-com:office:word" xmlns:w="http://schemas.openxmlformats.org/wordprocessingml/2006/main" xmlns:w14="http://schemas.microsoft.com/office/word/2010/wordml" xmlns:w15="http://schemas.microsoft.com/office/word/2012/wordml" xmlns:w16cex="http://schemas.microsoft.com/office/word/2018/wordml/cex" xmlns:w16cid="http://schemas.microsoft.com/office/word/2016/wordml/cid" xmlns:w16="http://schemas.microsoft.com/office/word/2018/wordml" xmlns:w16du="http://schemas.microsoft.com/office/word/2023/wordml/word16du" xmlns:w16sdtdh="http://schemas.microsoft.com/office/word/2020/wordml/sdtdatahash" xmlns:w16sdtfl="http://schemas.microsoft.com/office/word/2024/wordml/sdtformatlock" xmlns:w16se="http://schemas.microsoft.com/office/word/2015/wordml/symex" xmlns:wpg="http://schemas.microsoft.com/office/word/2010/wordprocessingGroup" xmlns:wpi="http://schemas.microsoft.com/office/word/2010/wordprocessingInk" xmlns:wne="http://schemas.microsoft.com/office/word/2006/wordml" xmlns:wps="http://schemas.microsoft.com/office/word/2010/wordprocessingShape" mc:Ignorable="w14 w15 w16se w16cid w16 w16cex w16sdtdh w16sdtfl w16du wp14">
   <w:abstractNum w:abstractNumId="0" w15:restartNumberingAfterBreak="0">
     <w:nsid w:val="08D86D46"/>
     <w:multiLevelType w:val="hybridMultilevel"/>
@@ -26270,7 +26171,7 @@
 </file>
 
 <file path=word/styles.xml><?xml version="1.0" encoding="utf-8"?>
-<w:styles xmlns:mc="http://schemas.openxmlformats.org/markup-compatibility/2006" xmlns:r="http://schemas.openxmlformats.org/officeDocument/2006/relationships" xmlns:w="http://schemas.openxmlformats.org/wordprocessingml/2006/main" xmlns:w14="http://schemas.microsoft.com/office/word/2010/wordml" xmlns:w15="http://schemas.microsoft.com/office/word/2012/wordml" xmlns:w16cex="http://schemas.microsoft.com/office/word/2018/wordml/cex" xmlns:w16cid="http://schemas.microsoft.com/office/word/2016/wordml/cid" xmlns:w16="http://schemas.microsoft.com/office/word/2018/wordml" xmlns:w16du="http://schemas.microsoft.com/office/word/2023/wordml/word16du" xmlns:w16sdtdh="http://schemas.microsoft.com/office/word/2020/wordml/sdtdatahash" xmlns:w16se="http://schemas.microsoft.com/office/word/2015/wordml/symex" mc:Ignorable="w14 w15 w16se w16cid w16 w16cex w16sdtdh w16du">
+<w:styles xmlns:mc="http://schemas.openxmlformats.org/markup-compatibility/2006" xmlns:r="http://schemas.openxmlformats.org/officeDocument/2006/relationships" xmlns:w="http://schemas.openxmlformats.org/wordprocessingml/2006/main" xmlns:w14="http://schemas.microsoft.com/office/word/2010/wordml" xmlns:w15="http://schemas.microsoft.com/office/word/2012/wordml" xmlns:w16cex="http://schemas.microsoft.com/office/word/2018/wordml/cex" xmlns:w16cid="http://schemas.microsoft.com/office/word/2016/wordml/cid" xmlns:w16="http://schemas.microsoft.com/office/word/2018/wordml" xmlns:w16du="http://schemas.microsoft.com/office/word/2023/wordml/word16du" xmlns:w16sdtdh="http://schemas.microsoft.com/office/word/2020/wordml/sdtdatahash" xmlns:w16sdtfl="http://schemas.microsoft.com/office/word/2024/wordml/sdtformatlock" xmlns:w16se="http://schemas.microsoft.com/office/word/2015/wordml/symex" mc:Ignorable="w14 w15 w16se w16cid w16 w16cex w16sdtdh w16sdtfl w16du">
   <w:docDefaults>
     <w:rPrDefault>
       <w:rPr>
